--- a/assets/SICK MEMO temp.docx
+++ b/assets/SICK MEMO temp.docx
@@ -1,6 +1,6 @@
 
 <file path=word/document.xml><?xml version="1.0" encoding="utf-8"?>
-<w:document xmlns:wpc="http://schemas.microsoft.com/office/word/2010/wordprocessingCanvas" xmlns:cx="http://schemas.microsoft.com/office/drawing/2014/chartex" xmlns:mc="http://schemas.openxmlformats.org/markup-compatibility/2006" xmlns:o="urn:schemas-microsoft-com:office:office" xmlns:r="http://schemas.openxmlformats.org/officeDocument/2006/relationships" xmlns:m="http://schemas.openxmlformats.org/officeDocument/2006/math" xmlns:v="urn:schemas-microsoft-com:vml" xmlns:wp14="http://schemas.microsoft.com/office/word/2010/wordprocessingDrawing" xmlns:wp="http://schemas.openxmlformats.org/drawingml/2006/wordprocessingDrawing" xmlns:w10="urn:schemas-microsoft-com:office:word" xmlns:w="http://schemas.openxmlformats.org/wordprocessingml/2006/main" xmlns:w14="http://schemas.microsoft.com/office/word/2010/wordml" xmlns:w15="http://schemas.microsoft.com/office/word/2012/wordml" xmlns:w16se="http://schemas.microsoft.com/office/word/2015/wordml/symex" xmlns:wpg="http://schemas.microsoft.com/office/word/2010/wordprocessingGroup" xmlns:wpi="http://schemas.microsoft.com/office/word/2010/wordprocessingInk" xmlns:wne="http://schemas.microsoft.com/office/word/2006/wordml" xmlns:wps="http://schemas.microsoft.com/office/word/2010/wordprocessingShape" mc:Ignorable="w14 w15 w16se wp14">
+<w:document xmlns:wpc="http://schemas.microsoft.com/office/word/2010/wordprocessingCanvas" xmlns:cx="http://schemas.microsoft.com/office/drawing/2014/chartex" xmlns:cx1="http://schemas.microsoft.com/office/drawing/2015/9/8/chartex" xmlns:cx2="http://schemas.microsoft.com/office/drawing/2015/10/21/chartex" xmlns:cx3="http://schemas.microsoft.com/office/drawing/2016/5/9/chartex" xmlns:cx4="http://schemas.microsoft.com/office/drawing/2016/5/10/chartex" xmlns:cx5="http://schemas.microsoft.com/office/drawing/2016/5/11/chartex" xmlns:cx6="http://schemas.microsoft.com/office/drawing/2016/5/12/chartex" xmlns:cx7="http://schemas.microsoft.com/office/drawing/2016/5/13/chartex" xmlns:cx8="http://schemas.microsoft.com/office/drawing/2016/5/14/chartex" xmlns:mc="http://schemas.openxmlformats.org/markup-compatibility/2006" xmlns:aink="http://schemas.microsoft.com/office/drawing/2016/ink" xmlns:am3d="http://schemas.microsoft.com/office/drawing/2017/model3d" xmlns:o="urn:schemas-microsoft-com:office:office" xmlns:oel="http://schemas.microsoft.com/office/2019/extlst" xmlns:r="http://schemas.openxmlformats.org/officeDocument/2006/relationships" xmlns:m="http://schemas.openxmlformats.org/officeDocument/2006/math" xmlns:v="urn:schemas-microsoft-com:vml" xmlns:wp14="http://schemas.microsoft.com/office/word/2010/wordprocessingDrawing" xmlns:wp="http://schemas.openxmlformats.org/drawingml/2006/wordprocessingDrawing" xmlns:w10="urn:schemas-microsoft-com:office:word" xmlns:w="http://schemas.openxmlformats.org/wordprocessingml/2006/main" xmlns:w14="http://schemas.microsoft.com/office/word/2010/wordml" xmlns:w15="http://schemas.microsoft.com/office/word/2012/wordml" xmlns:w16cex="http://schemas.microsoft.com/office/word/2018/wordml/cex" xmlns:w16cid="http://schemas.microsoft.com/office/word/2016/wordml/cid" xmlns:w16="http://schemas.microsoft.com/office/word/2018/wordml" xmlns:w16du="http://schemas.microsoft.com/office/word/2023/wordml/word16du" xmlns:w16sdtdh="http://schemas.microsoft.com/office/word/2020/wordml/sdtdatahash" xmlns:w16sdtfl="http://schemas.microsoft.com/office/word/2024/wordml/sdtformatlock" xmlns:w16se="http://schemas.microsoft.com/office/word/2015/wordml/symex" xmlns:wpg="http://schemas.microsoft.com/office/word/2010/wordprocessingGroup" xmlns:wpi="http://schemas.microsoft.com/office/word/2010/wordprocessingInk" xmlns:wne="http://schemas.microsoft.com/office/word/2006/wordml" xmlns:wps="http://schemas.microsoft.com/office/word/2010/wordprocessingShape" mc:Ignorable="w14 w15 w16se w16cid w16 w16cex w16sdtdh w16sdtfl w16du wp14">
   <w:body>
     <w:tbl>
       <w:tblPr>
@@ -35,7 +35,6 @@
               <w:bottom w:val="single" w:sz="8" w:space="0" w:color="FFFFFF" w:themeColor="background1"/>
               <w:right w:val="single" w:sz="8" w:space="0" w:color="FFFFFF" w:themeColor="background1"/>
             </w:tcBorders>
-            <w:shd w:val="clear" w:color="auto" w:fill="auto"/>
             <w:tcMar>
               <w:top w:w="100" w:type="dxa"/>
               <w:left w:w="100" w:type="dxa"/>
@@ -48,73 +47,73 @@
               <w:spacing w:after="0"/>
               <w:jc w:val="center"/>
               <w:rPr>
-                <w:rFonts w:ascii="Kokila" w:eastAsia="Kokila" w:hAnsi="Kokila" w:cs="Kokila"/>
-                <w:b/>
-                <w:bCs/>
-                <w:sz w:val="36"/>
-                <w:szCs w:val="36"/>
+                <w:rFonts w:asciiTheme="minorBidi" w:eastAsia="Kokila" w:hAnsiTheme="minorBidi" w:cstheme="minorBidi"/>
+                <w:b/>
+                <w:bCs/>
+                <w:sz w:val="20"/>
+                <w:szCs w:val="20"/>
               </w:rPr>
             </w:pPr>
             <w:r>
               <w:rPr>
-                <w:rFonts w:ascii="Kokila" w:eastAsia="Kokila" w:hAnsi="Kokila" w:cs="Kokila"/>
-                <w:b/>
-                <w:bCs/>
-                <w:sz w:val="36"/>
-                <w:szCs w:val="36"/>
+                <w:rFonts w:asciiTheme="minorBidi" w:eastAsia="Kokila" w:hAnsiTheme="minorBidi" w:cstheme="minorBidi"/>
+                <w:b/>
+                <w:bCs/>
+                <w:sz w:val="20"/>
+                <w:szCs w:val="20"/>
                 <w:cs/>
               </w:rPr>
               <w:t>प</w:t>
             </w:r>
             <w:r>
               <w:rPr>
-                <w:rFonts w:ascii="Kokila" w:eastAsia="Kokila" w:hAnsi="Kokila" w:cs="Kokila"/>
-                <w:b/>
-                <w:bCs/>
-                <w:sz w:val="36"/>
-                <w:szCs w:val="36"/>
+                <w:rFonts w:asciiTheme="minorBidi" w:eastAsia="Kokila" w:hAnsiTheme="minorBidi" w:cstheme="minorBidi"/>
+                <w:b/>
+                <w:bCs/>
+                <w:sz w:val="20"/>
+                <w:szCs w:val="20"/>
               </w:rPr>
               <w:t>0</w:t>
             </w:r>
             <w:r>
               <w:rPr>
-                <w:rFonts w:ascii="Kokila" w:eastAsia="Kokila" w:hAnsi="Kokila" w:cs="Kokila"/>
-                <w:b/>
-                <w:bCs/>
-                <w:sz w:val="36"/>
-                <w:szCs w:val="36"/>
+                <w:rFonts w:asciiTheme="minorBidi" w:eastAsia="Kokila" w:hAnsiTheme="minorBidi" w:cstheme="minorBidi"/>
+                <w:b/>
+                <w:bCs/>
+                <w:sz w:val="20"/>
+                <w:szCs w:val="20"/>
                 <w:cs/>
               </w:rPr>
               <w:t>म</w:t>
             </w:r>
             <w:r>
               <w:rPr>
-                <w:rFonts w:ascii="Kokila" w:eastAsia="Kokila" w:hAnsi="Kokila" w:cs="Kokila"/>
-                <w:b/>
-                <w:bCs/>
-                <w:sz w:val="36"/>
-                <w:szCs w:val="36"/>
+                <w:rFonts w:asciiTheme="minorBidi" w:eastAsia="Kokila" w:hAnsiTheme="minorBidi" w:cstheme="minorBidi"/>
+                <w:b/>
+                <w:bCs/>
+                <w:sz w:val="20"/>
+                <w:szCs w:val="20"/>
               </w:rPr>
               <w:t>0</w:t>
             </w:r>
             <w:r>
               <w:rPr>
-                <w:rFonts w:ascii="Kokila" w:eastAsia="Kokila" w:hAnsi="Kokila" w:cs="Kokila"/>
-                <w:b/>
-                <w:bCs/>
-                <w:sz w:val="36"/>
-                <w:szCs w:val="36"/>
+                <w:rFonts w:asciiTheme="minorBidi" w:eastAsia="Kokila" w:hAnsiTheme="minorBidi" w:cstheme="minorBidi"/>
+                <w:b/>
+                <w:bCs/>
+                <w:sz w:val="20"/>
+                <w:szCs w:val="20"/>
                 <w:cs/>
               </w:rPr>
               <w:t>रे</w:t>
             </w:r>
             <w:r>
               <w:rPr>
-                <w:rFonts w:ascii="Kokila" w:eastAsia="Kokila" w:hAnsi="Kokila" w:cs="Kokila"/>
-                <w:b/>
-                <w:bCs/>
-                <w:sz w:val="36"/>
-                <w:szCs w:val="36"/>
+                <w:rFonts w:asciiTheme="minorBidi" w:eastAsia="Kokila" w:hAnsiTheme="minorBidi" w:cstheme="minorBidi"/>
+                <w:b/>
+                <w:bCs/>
+                <w:sz w:val="20"/>
+                <w:szCs w:val="20"/>
               </w:rPr>
               <w:t>0</w:t>
             </w:r>
@@ -125,40 +124,40 @@
               <w:spacing w:after="0"/>
               <w:jc w:val="center"/>
               <w:rPr>
-                <w:rFonts w:ascii="Kokila" w:eastAsia="Kokila" w:hAnsi="Kokila" w:cs="Kokila"/>
-                <w:b/>
-                <w:bCs/>
-                <w:sz w:val="28"/>
-                <w:szCs w:val="28"/>
+                <w:rFonts w:asciiTheme="minorBidi" w:eastAsia="Kokila" w:hAnsiTheme="minorBidi" w:cstheme="minorBidi"/>
+                <w:b/>
+                <w:bCs/>
+                <w:sz w:val="20"/>
+                <w:szCs w:val="20"/>
               </w:rPr>
             </w:pPr>
             <w:r>
               <w:rPr>
-                <w:rFonts w:ascii="Kokila" w:eastAsia="Kokila" w:hAnsi="Kokila" w:cs="Kokila"/>
-                <w:b/>
-                <w:bCs/>
-                <w:sz w:val="28"/>
-                <w:szCs w:val="28"/>
+                <w:rFonts w:asciiTheme="minorBidi" w:eastAsia="Kokila" w:hAnsiTheme="minorBidi" w:cstheme="minorBidi"/>
+                <w:b/>
+                <w:bCs/>
+                <w:sz w:val="20"/>
+                <w:szCs w:val="20"/>
                 <w:cs/>
               </w:rPr>
               <w:t xml:space="preserve">पत्र क्र.सरईग्राम/ </w:t>
             </w:r>
             <w:r>
               <w:rPr>
-                <w:rFonts w:ascii="Kokila" w:eastAsia="Kokila" w:hAnsi="Kokila" w:cs="Kokila"/>
-                <w:b/>
-                <w:sz w:val="32"/>
-                <w:szCs w:val="32"/>
+                <w:rFonts w:asciiTheme="minorBidi" w:eastAsia="Kokila" w:hAnsiTheme="minorBidi" w:cstheme="minorBidi"/>
+                <w:b/>
+                <w:sz w:val="20"/>
+                <w:szCs w:val="20"/>
               </w:rPr>
               <w:t>M-4</w:t>
             </w:r>
             <w:r>
               <w:rPr>
-                <w:rFonts w:ascii="Kokila" w:eastAsia="Kokila" w:hAnsi="Kokila" w:cs="Kokila"/>
-                <w:b/>
-                <w:bCs/>
-                <w:sz w:val="32"/>
-                <w:szCs w:val="32"/>
+                <w:rFonts w:asciiTheme="minorBidi" w:eastAsia="Kokila" w:hAnsiTheme="minorBidi" w:cstheme="minorBidi"/>
+                <w:b/>
+                <w:bCs/>
+                <w:sz w:val="20"/>
+                <w:szCs w:val="20"/>
                 <w:cs/>
                 <w:lang w:val="en-GB"/>
               </w:rPr>
@@ -171,42 +170,31 @@
               <w:spacing w:after="0"/>
               <w:jc w:val="center"/>
               <w:rPr>
-                <w:rFonts w:ascii="Kokila" w:eastAsia="Kokila" w:hAnsi="Kokila" w:cs="Kokila"/>
-                <w:b/>
-                <w:bCs/>
-                <w:sz w:val="36"/>
-                <w:szCs w:val="36"/>
+                <w:rFonts w:asciiTheme="minorBidi" w:eastAsia="Kokila" w:hAnsiTheme="minorBidi" w:cstheme="minorBidi"/>
+                <w:b/>
+                <w:bCs/>
+                <w:sz w:val="20"/>
+                <w:szCs w:val="20"/>
               </w:rPr>
             </w:pPr>
             <w:r>
               <w:rPr>
-                <w:rFonts w:ascii="Kokila" w:eastAsia="Kokila" w:hAnsi="Kokila" w:cs="Kokila"/>
-                <w:b/>
-                <w:bCs/>
-                <w:sz w:val="36"/>
-                <w:szCs w:val="36"/>
+                <w:rFonts w:asciiTheme="minorBidi" w:eastAsia="Kokila" w:hAnsiTheme="minorBidi" w:cstheme="minorBidi"/>
+                <w:b/>
+                <w:bCs/>
+                <w:sz w:val="20"/>
+                <w:szCs w:val="20"/>
                 <w:cs/>
               </w:rPr>
-              <w:t xml:space="preserve">दिनांक </w:t>
-            </w:r>
-            <w:r>
-              <w:rPr>
-                <w:rFonts w:ascii="Kokila" w:eastAsia="Kokila" w:hAnsi="Kokila" w:cs="Kokila"/>
-                <w:b/>
-                <w:bCs/>
-                <w:sz w:val="28"/>
-                <w:szCs w:val="28"/>
-                <w:cs/>
-              </w:rPr>
-              <w:t>/</w:t>
-            </w:r>
-            <w:r>
-              <w:rPr>
-                <w:rFonts w:ascii="Kokila" w:eastAsia="Times New Roman" w:hAnsi="Kokila" w:cs="Kokila"/>
-                <w:b/>
-                <w:bCs/>
-                <w:sz w:val="28"/>
-                <w:szCs w:val="28"/>
+              <w:t>दिनांक /</w:t>
+            </w:r>
+            <w:r>
+              <w:rPr>
+                <w:rFonts w:asciiTheme="minorBidi" w:eastAsia="Times New Roman" w:hAnsiTheme="minorBidi" w:cstheme="minorBidi"/>
+                <w:b/>
+                <w:bCs/>
+                <w:sz w:val="20"/>
+                <w:szCs w:val="20"/>
                 <w:cs/>
                 <w:lang w:eastAsia="en-IN"/>
               </w:rPr>
@@ -215,11 +203,11 @@
             <w:proofErr w:type="spellStart"/>
             <w:r>
               <w:rPr>
-                <w:rFonts w:ascii="Kokila" w:eastAsia="Times New Roman" w:hAnsi="Kokila" w:cs="Kokila"/>
-                <w:b/>
-                <w:bCs/>
-                <w:sz w:val="28"/>
-                <w:szCs w:val="28"/>
+                <w:rFonts w:asciiTheme="minorBidi" w:eastAsia="Times New Roman" w:hAnsiTheme="minorBidi" w:cstheme="minorBidi"/>
+                <w:b/>
+                <w:bCs/>
+                <w:sz w:val="20"/>
+                <w:szCs w:val="20"/>
                 <w:lang w:eastAsia="en-IN"/>
               </w:rPr>
               <w:t>LetterDate</w:t>
@@ -227,11 +215,11 @@
             <w:proofErr w:type="spellEnd"/>
             <w:r>
               <w:rPr>
-                <w:rFonts w:ascii="Kokila" w:eastAsia="Times New Roman" w:hAnsi="Kokila" w:cs="Kokila"/>
-                <w:b/>
-                <w:bCs/>
-                <w:sz w:val="28"/>
-                <w:szCs w:val="28"/>
+                <w:rFonts w:asciiTheme="minorBidi" w:eastAsia="Times New Roman" w:hAnsiTheme="minorBidi" w:cstheme="minorBidi"/>
+                <w:b/>
+                <w:bCs/>
+                <w:sz w:val="20"/>
+                <w:szCs w:val="20"/>
                 <w:cs/>
                 <w:lang w:eastAsia="en-IN"/>
               </w:rPr>
@@ -248,7 +236,6 @@
               <w:bottom w:val="single" w:sz="8" w:space="0" w:color="FFFFFF" w:themeColor="background1"/>
               <w:right w:val="single" w:sz="8" w:space="0" w:color="FFFFFF" w:themeColor="background1"/>
             </w:tcBorders>
-            <w:shd w:val="clear" w:color="auto" w:fill="auto"/>
             <w:tcMar>
               <w:top w:w="100" w:type="dxa"/>
               <w:left w:w="100" w:type="dxa"/>
@@ -262,17 +249,19 @@
               <w:spacing w:after="0"/>
               <w:jc w:val="center"/>
               <w:rPr>
-                <w:rFonts w:ascii="Kokila" w:eastAsia="Kokila" w:hAnsi="Kokila" w:cs="Kokila"/>
-                <w:b/>
-                <w:bCs/>
-                <w:sz w:val="40"/>
-                <w:szCs w:val="40"/>
+                <w:rFonts w:asciiTheme="minorBidi" w:eastAsia="Kokila" w:hAnsiTheme="minorBidi" w:cstheme="minorBidi"/>
+                <w:b/>
+                <w:bCs/>
+                <w:sz w:val="20"/>
+                <w:szCs w:val="20"/>
               </w:rPr>
             </w:pPr>
             <w:r>
               <w:rPr>
-                <w:rFonts w:ascii="Kokila" w:hAnsi="Kokila" w:cs="Kokila"/>
+                <w:rFonts w:asciiTheme="minorBidi" w:hAnsiTheme="minorBidi" w:cstheme="minorBidi"/>
                 <w:noProof/>
+                <w:sz w:val="20"/>
+                <w:szCs w:val="20"/>
                 <w:lang w:eastAsia="en-IN"/>
               </w:rPr>
               <w:drawing>
@@ -329,7 +318,6 @@
               <w:bottom w:val="single" w:sz="8" w:space="0" w:color="FFFFFF" w:themeColor="background1"/>
               <w:right w:val="single" w:sz="8" w:space="0" w:color="FFFFFF" w:themeColor="background1"/>
             </w:tcBorders>
-            <w:shd w:val="clear" w:color="auto" w:fill="auto"/>
             <w:tcMar>
               <w:top w:w="100" w:type="dxa"/>
               <w:left w:w="100" w:type="dxa"/>
@@ -342,20 +330,20 @@
               <w:spacing w:after="0"/>
               <w:jc w:val="center"/>
               <w:rPr>
-                <w:rFonts w:ascii="Kokila" w:eastAsia="Kokila" w:hAnsi="Kokila" w:cs="Kokila"/>
-                <w:b/>
-                <w:bCs/>
-                <w:sz w:val="36"/>
-                <w:szCs w:val="36"/>
+                <w:rFonts w:asciiTheme="minorBidi" w:eastAsia="Kokila" w:hAnsiTheme="minorBidi" w:cstheme="minorBidi"/>
+                <w:b/>
+                <w:bCs/>
+                <w:sz w:val="20"/>
+                <w:szCs w:val="20"/>
               </w:rPr>
             </w:pPr>
             <w:r>
               <w:rPr>
-                <w:rFonts w:ascii="Kokila" w:eastAsia="Kokila" w:hAnsi="Kokila" w:cs="Kokila"/>
-                <w:b/>
-                <w:bCs/>
-                <w:sz w:val="36"/>
-                <w:szCs w:val="36"/>
+                <w:rFonts w:asciiTheme="minorBidi" w:eastAsia="Kokila" w:hAnsiTheme="minorBidi" w:cstheme="minorBidi"/>
+                <w:b/>
+                <w:bCs/>
+                <w:sz w:val="20"/>
+                <w:szCs w:val="20"/>
                 <w:cs/>
               </w:rPr>
               <w:t>कार्यालय</w:t>
@@ -367,20 +355,20 @@
               <w:spacing w:after="0"/>
               <w:jc w:val="center"/>
               <w:rPr>
-                <w:rFonts w:ascii="Kokila" w:eastAsia="Kokila" w:hAnsi="Kokila" w:cs="Kokila"/>
-                <w:b/>
-                <w:bCs/>
-                <w:sz w:val="36"/>
-                <w:szCs w:val="36"/>
+                <w:rFonts w:asciiTheme="minorBidi" w:eastAsia="Kokila" w:hAnsiTheme="minorBidi" w:cstheme="minorBidi"/>
+                <w:b/>
+                <w:bCs/>
+                <w:sz w:val="20"/>
+                <w:szCs w:val="20"/>
               </w:rPr>
             </w:pPr>
             <w:r>
               <w:rPr>
-                <w:rFonts w:ascii="Kokila" w:eastAsia="Kokila" w:hAnsi="Kokila" w:cs="Kokila"/>
-                <w:b/>
-                <w:bCs/>
-                <w:sz w:val="36"/>
-                <w:szCs w:val="36"/>
+                <w:rFonts w:asciiTheme="minorBidi" w:eastAsia="Kokila" w:hAnsiTheme="minorBidi" w:cstheme="minorBidi"/>
+                <w:b/>
+                <w:bCs/>
+                <w:sz w:val="20"/>
+                <w:szCs w:val="20"/>
                 <w:cs/>
               </w:rPr>
               <w:t>वरिष्ठ खण्ड अभियंता</w:t>
@@ -392,62 +380,62 @@
               <w:spacing w:after="0"/>
               <w:jc w:val="center"/>
               <w:rPr>
-                <w:rFonts w:ascii="Kokila" w:eastAsia="Kokila" w:hAnsi="Kokila" w:cs="Kokila"/>
-                <w:b/>
-                <w:bCs/>
-                <w:sz w:val="36"/>
-                <w:szCs w:val="36"/>
+                <w:rFonts w:asciiTheme="minorBidi" w:eastAsia="Kokila" w:hAnsiTheme="minorBidi" w:cstheme="minorBidi"/>
+                <w:b/>
+                <w:bCs/>
+                <w:sz w:val="20"/>
+                <w:szCs w:val="20"/>
               </w:rPr>
             </w:pPr>
             <w:r>
               <w:rPr>
-                <w:rFonts w:ascii="Kokila" w:eastAsia="Kokila" w:hAnsi="Kokila" w:cs="Kokila"/>
-                <w:b/>
-                <w:bCs/>
-                <w:sz w:val="36"/>
-                <w:szCs w:val="36"/>
+                <w:rFonts w:asciiTheme="minorBidi" w:eastAsia="Kokila" w:hAnsiTheme="minorBidi" w:cstheme="minorBidi"/>
+                <w:b/>
+                <w:bCs/>
+                <w:sz w:val="20"/>
+                <w:szCs w:val="20"/>
                 <w:cs/>
               </w:rPr>
               <w:t>(रे</w:t>
             </w:r>
             <w:r>
               <w:rPr>
-                <w:rFonts w:ascii="Kokila" w:eastAsia="Kokila" w:hAnsi="Kokila" w:cs="Kokila"/>
-                <w:b/>
-                <w:bCs/>
-                <w:sz w:val="36"/>
-                <w:szCs w:val="36"/>
+                <w:rFonts w:asciiTheme="minorBidi" w:eastAsia="Kokila" w:hAnsiTheme="minorBidi" w:cstheme="minorBidi"/>
+                <w:b/>
+                <w:bCs/>
+                <w:sz w:val="20"/>
+                <w:szCs w:val="20"/>
               </w:rPr>
               <w:t>0</w:t>
             </w:r>
             <w:r>
               <w:rPr>
-                <w:rFonts w:ascii="Kokila" w:eastAsia="Kokila" w:hAnsi="Kokila" w:cs="Kokila"/>
-                <w:b/>
-                <w:bCs/>
-                <w:sz w:val="36"/>
-                <w:szCs w:val="36"/>
+                <w:rFonts w:asciiTheme="minorBidi" w:eastAsia="Kokila" w:hAnsiTheme="minorBidi" w:cstheme="minorBidi"/>
+                <w:b/>
+                <w:bCs/>
+                <w:sz w:val="20"/>
+                <w:szCs w:val="20"/>
                 <w:cs/>
               </w:rPr>
               <w:t>प</w:t>
             </w:r>
             <w:r>
               <w:rPr>
-                <w:rFonts w:ascii="Kokila" w:eastAsia="Kokila" w:hAnsi="Kokila" w:cs="Kokila"/>
-                <w:b/>
-                <w:bCs/>
-                <w:sz w:val="36"/>
-                <w:szCs w:val="36"/>
+                <w:rFonts w:asciiTheme="minorBidi" w:eastAsia="Kokila" w:hAnsiTheme="minorBidi" w:cstheme="minorBidi"/>
+                <w:b/>
+                <w:bCs/>
+                <w:sz w:val="20"/>
+                <w:szCs w:val="20"/>
               </w:rPr>
               <w:t>0</w:t>
             </w:r>
             <w:r>
               <w:rPr>
-                <w:rFonts w:ascii="Kokila" w:eastAsia="Kokila" w:hAnsi="Kokila" w:cs="Kokila"/>
-                <w:b/>
-                <w:bCs/>
-                <w:sz w:val="36"/>
-                <w:szCs w:val="36"/>
+                <w:rFonts w:asciiTheme="minorBidi" w:eastAsia="Kokila" w:hAnsiTheme="minorBidi" w:cstheme="minorBidi"/>
+                <w:b/>
+                <w:bCs/>
+                <w:sz w:val="20"/>
+                <w:szCs w:val="20"/>
                 <w:cs/>
               </w:rPr>
               <w:t>) सरईग्राम</w:t>
@@ -461,20 +449,20 @@
         <w:spacing w:after="0" w:line="360" w:lineRule="auto"/>
         <w:ind w:left="1440"/>
         <w:rPr>
-          <w:rFonts w:ascii="Kokila" w:eastAsia="Kokila" w:hAnsi="Kokila" w:cs="Kokila"/>
+          <w:rFonts w:asciiTheme="minorBidi" w:eastAsia="Kokila" w:hAnsiTheme="minorBidi" w:cstheme="minorBidi"/>
           <w:b/>
           <w:bCs/>
-          <w:sz w:val="28"/>
-          <w:szCs w:val="28"/>
+          <w:sz w:val="20"/>
+          <w:szCs w:val="20"/>
         </w:rPr>
       </w:pPr>
       <w:r>
         <w:rPr>
-          <w:rFonts w:ascii="Kokila" w:eastAsia="Kokila" w:hAnsi="Kokila" w:cs="Kokila" w:hint="cs"/>
+          <w:rFonts w:asciiTheme="minorBidi" w:eastAsia="Kokila" w:hAnsiTheme="minorBidi" w:cstheme="minorBidi"/>
           <w:b/>
           <w:bCs/>
-          <w:sz w:val="28"/>
-          <w:szCs w:val="28"/>
+          <w:sz w:val="20"/>
+          <w:szCs w:val="20"/>
           <w:cs/>
         </w:rPr>
         <w:t>सहायक मण्‍डल चिकित्‍सा अधिकारी</w:t>
@@ -485,20 +473,20 @@
         <w:spacing w:line="360" w:lineRule="auto"/>
         <w:ind w:left="1440"/>
         <w:rPr>
-          <w:rFonts w:ascii="Kokila" w:eastAsia="Kokila" w:hAnsi="Kokila" w:cs="Kokila"/>
+          <w:rFonts w:asciiTheme="minorBidi" w:eastAsia="Kokila" w:hAnsiTheme="minorBidi" w:cstheme="minorBidi"/>
           <w:b/>
           <w:bCs/>
-          <w:sz w:val="28"/>
-          <w:szCs w:val="28"/>
+          <w:sz w:val="20"/>
+          <w:szCs w:val="20"/>
         </w:rPr>
       </w:pPr>
       <w:r>
         <w:rPr>
-          <w:rFonts w:ascii="Kokila" w:eastAsia="Kokila" w:hAnsi="Kokila" w:cs="Kokila" w:hint="cs"/>
+          <w:rFonts w:asciiTheme="minorBidi" w:eastAsia="Kokila" w:hAnsiTheme="minorBidi" w:cstheme="minorBidi"/>
           <w:b/>
           <w:bCs/>
-          <w:sz w:val="28"/>
-          <w:szCs w:val="28"/>
+          <w:sz w:val="20"/>
+          <w:szCs w:val="20"/>
           <w:cs/>
         </w:rPr>
         <w:t xml:space="preserve">ब्‍योहारी  /नई कटनी </w:t>
@@ -509,42 +497,42 @@
         <w:spacing w:line="360" w:lineRule="auto"/>
         <w:ind w:left="1440" w:hanging="1440"/>
         <w:rPr>
-          <w:rFonts w:ascii="Kokila" w:eastAsia="Kokila" w:hAnsi="Kokila" w:cs="Kokila"/>
+          <w:rFonts w:asciiTheme="minorBidi" w:eastAsia="Kokila" w:hAnsiTheme="minorBidi" w:cstheme="minorBidi"/>
           <w:b/>
           <w:bCs/>
-          <w:sz w:val="28"/>
-          <w:szCs w:val="28"/>
+          <w:sz w:val="20"/>
+          <w:szCs w:val="20"/>
           <w:lang w:val="en-US"/>
         </w:rPr>
       </w:pPr>
       <w:r>
         <w:rPr>
-          <w:rFonts w:ascii="Kokila" w:eastAsia="Kokila" w:hAnsi="Kokila" w:cs="Kokila"/>
+          <w:rFonts w:asciiTheme="minorBidi" w:eastAsia="Kokila" w:hAnsiTheme="minorBidi" w:cstheme="minorBidi"/>
           <w:b/>
           <w:bCs/>
-          <w:sz w:val="28"/>
-          <w:szCs w:val="28"/>
+          <w:sz w:val="20"/>
+          <w:szCs w:val="20"/>
           <w:cs/>
         </w:rPr>
         <w:t xml:space="preserve">विषय :-  </w:t>
       </w:r>
       <w:r>
         <w:rPr>
-          <w:rFonts w:ascii="Kokila" w:eastAsia="Kokila" w:hAnsi="Kokila" w:cs="Kokila"/>
+          <w:rFonts w:asciiTheme="minorBidi" w:eastAsia="Kokila" w:hAnsiTheme="minorBidi" w:cstheme="minorBidi"/>
           <w:b/>
           <w:bCs/>
-          <w:sz w:val="28"/>
-          <w:szCs w:val="28"/>
+          <w:sz w:val="20"/>
+          <w:szCs w:val="20"/>
         </w:rPr>
         <w:tab/>
       </w:r>
       <w:r>
         <w:rPr>
-          <w:rFonts w:ascii="Kokila" w:eastAsia="Kokila" w:hAnsi="Kokila" w:cs="Kokila" w:hint="cs"/>
+          <w:rFonts w:asciiTheme="minorBidi" w:eastAsia="Kokila" w:hAnsiTheme="minorBidi" w:cstheme="minorBidi"/>
           <w:b/>
           <w:bCs/>
-          <w:sz w:val="28"/>
-          <w:szCs w:val="28"/>
+          <w:sz w:val="20"/>
+          <w:szCs w:val="20"/>
           <w:cs/>
         </w:rPr>
         <w:t xml:space="preserve">कर्मचारी के आवेदन पर सिक मेमो जारी करने के सम्‍बंध में । </w:t>
@@ -555,16 +543,16 @@
         <w:spacing w:line="360" w:lineRule="auto"/>
         <w:jc w:val="center"/>
         <w:rPr>
-          <w:rFonts w:ascii="Kokila" w:eastAsia="Kokila" w:hAnsi="Kokila" w:cs="Kokila"/>
-          <w:sz w:val="28"/>
-          <w:szCs w:val="28"/>
+          <w:rFonts w:asciiTheme="minorBidi" w:eastAsia="Kokila" w:hAnsiTheme="minorBidi" w:cstheme="minorBidi"/>
+          <w:sz w:val="20"/>
+          <w:szCs w:val="20"/>
         </w:rPr>
       </w:pPr>
       <w:r>
         <w:rPr>
-          <w:rFonts w:ascii="Kokila" w:eastAsia="Kokila" w:hAnsi="Kokila" w:cs="Kokila"/>
-          <w:sz w:val="28"/>
-          <w:szCs w:val="28"/>
+          <w:rFonts w:asciiTheme="minorBidi" w:eastAsia="Kokila" w:hAnsiTheme="minorBidi" w:cstheme="minorBidi"/>
+          <w:sz w:val="20"/>
+          <w:szCs w:val="20"/>
           <w:cs/>
         </w:rPr>
         <w:t>***</w:t>
@@ -575,42 +563,82 @@
         <w:spacing w:line="360" w:lineRule="auto"/>
         <w:jc w:val="both"/>
         <w:rPr>
-          <w:rFonts w:ascii="Kokila" w:eastAsia="Kokila" w:hAnsi="Kokila" w:cs="Kokila"/>
-          <w:sz w:val="28"/>
-          <w:szCs w:val="28"/>
+          <w:rFonts w:asciiTheme="minorBidi" w:eastAsia="Kokila" w:hAnsiTheme="minorBidi" w:cstheme="minorBidi"/>
+          <w:sz w:val="20"/>
+          <w:szCs w:val="20"/>
         </w:rPr>
       </w:pPr>
       <w:r>
         <w:rPr>
-          <w:rFonts w:ascii="Kokila" w:eastAsia="Kokila" w:hAnsi="Kokila" w:cs="Kokila"/>
-          <w:sz w:val="28"/>
-          <w:szCs w:val="28"/>
+          <w:rFonts w:asciiTheme="minorBidi" w:eastAsia="Kokila" w:hAnsiTheme="minorBidi" w:cstheme="minorBidi"/>
+          <w:sz w:val="20"/>
+          <w:szCs w:val="20"/>
           <w:cs/>
         </w:rPr>
         <w:t xml:space="preserve">                        </w:t>
       </w:r>
       <w:r>
         <w:rPr>
-          <w:rFonts w:ascii="Kokila" w:eastAsia="Kokila" w:hAnsi="Kokila" w:cs="Kokila"/>
-          <w:sz w:val="28"/>
-          <w:szCs w:val="28"/>
+          <w:rFonts w:asciiTheme="minorBidi" w:eastAsia="Kokila" w:hAnsiTheme="minorBidi" w:cstheme="minorBidi"/>
+          <w:sz w:val="20"/>
+          <w:szCs w:val="20"/>
         </w:rPr>
         <w:tab/>
       </w:r>
       <w:r>
         <w:rPr>
-          <w:rFonts w:ascii="Kokila" w:eastAsia="Kokila" w:hAnsi="Kokila" w:cs="Kokila" w:hint="cs"/>
-          <w:sz w:val="28"/>
-          <w:szCs w:val="28"/>
-          <w:cs/>
-        </w:rPr>
-        <w:t xml:space="preserve">कृपया उपरोक्‍त विषयानुसार आपको अवगत कराया जाता है कि इस डिपो के अधीन पदस्‍थ कर्मचारी श्री </w:t>
-      </w:r>
-      <w:r>
-        <w:rPr>
-          <w:rFonts w:ascii="Kokila" w:eastAsia="Times New Roman" w:hAnsi="Kokila" w:cs="Kokila"/>
-          <w:sz w:val="28"/>
-          <w:szCs w:val="28"/>
+          <w:rFonts w:asciiTheme="minorBidi" w:eastAsia="Kokila" w:hAnsiTheme="minorBidi" w:cstheme="minorBidi"/>
+          <w:sz w:val="20"/>
+          <w:szCs w:val="20"/>
+          <w:cs/>
+        </w:rPr>
+        <w:t xml:space="preserve">कृपया </w:t>
+      </w:r>
+      <w:proofErr w:type="spellStart"/>
+      <w:r>
+        <w:rPr>
+          <w:rFonts w:asciiTheme="minorBidi" w:eastAsia="Kokila" w:hAnsiTheme="minorBidi" w:cstheme="minorBidi"/>
+          <w:sz w:val="20"/>
+          <w:szCs w:val="20"/>
+          <w:cs/>
+        </w:rPr>
+        <w:t>उपरोक्‍त</w:t>
+      </w:r>
+      <w:proofErr w:type="spellEnd"/>
+      <w:r>
+        <w:rPr>
+          <w:rFonts w:asciiTheme="minorBidi" w:eastAsia="Kokila" w:hAnsiTheme="minorBidi" w:cstheme="minorBidi"/>
+          <w:sz w:val="20"/>
+          <w:szCs w:val="20"/>
+          <w:cs/>
+        </w:rPr>
+        <w:t xml:space="preserve"> विषयानुसार आपको अवगत कराया जाता है कि इस डिपो के अधीन </w:t>
+      </w:r>
+      <w:proofErr w:type="spellStart"/>
+      <w:r>
+        <w:rPr>
+          <w:rFonts w:asciiTheme="minorBidi" w:eastAsia="Kokila" w:hAnsiTheme="minorBidi" w:cstheme="minorBidi"/>
+          <w:sz w:val="20"/>
+          <w:szCs w:val="20"/>
+          <w:cs/>
+        </w:rPr>
+        <w:t>पदस्‍थ</w:t>
+      </w:r>
+      <w:proofErr w:type="spellEnd"/>
+      <w:r>
+        <w:rPr>
+          <w:rFonts w:asciiTheme="minorBidi" w:eastAsia="Kokila" w:hAnsiTheme="minorBidi" w:cstheme="minorBidi"/>
+          <w:sz w:val="20"/>
+          <w:szCs w:val="20"/>
+          <w:cs/>
+        </w:rPr>
+        <w:t xml:space="preserve"> कर्मचारी श्री </w:t>
+      </w:r>
+      <w:r>
+        <w:rPr>
+          <w:rFonts w:asciiTheme="minorBidi" w:eastAsia="Times New Roman" w:hAnsiTheme="minorBidi" w:cstheme="minorBidi"/>
+          <w:sz w:val="20"/>
+          <w:szCs w:val="20"/>
           <w:cs/>
           <w:lang w:eastAsia="en-IN"/>
         </w:rPr>
@@ -619,9 +647,9 @@
       <w:proofErr w:type="spellStart"/>
       <w:r>
         <w:rPr>
-          <w:rFonts w:ascii="Kokila" w:eastAsia="Times New Roman" w:hAnsi="Kokila" w:cs="Kokila"/>
-          <w:sz w:val="28"/>
-          <w:szCs w:val="28"/>
+          <w:rFonts w:asciiTheme="minorBidi" w:eastAsia="Times New Roman" w:hAnsiTheme="minorBidi" w:cstheme="minorBidi"/>
+          <w:sz w:val="20"/>
+          <w:szCs w:val="20"/>
           <w:lang w:eastAsia="en-IN"/>
         </w:rPr>
         <w:t>EmployeeName</w:t>
@@ -629,9 +657,9 @@
       <w:proofErr w:type="spellEnd"/>
       <w:r>
         <w:rPr>
-          <w:rFonts w:ascii="Kokila" w:eastAsia="Times New Roman" w:hAnsi="Kokila" w:cs="Kokila"/>
-          <w:sz w:val="28"/>
-          <w:szCs w:val="28"/>
+          <w:rFonts w:asciiTheme="minorBidi" w:eastAsia="Times New Roman" w:hAnsiTheme="minorBidi" w:cstheme="minorBidi"/>
+          <w:sz w:val="20"/>
+          <w:szCs w:val="20"/>
           <w:cs/>
           <w:lang w:eastAsia="en-IN"/>
         </w:rPr>
@@ -639,64 +667,64 @@
       </w:r>
       <w:r>
         <w:rPr>
-          <w:rFonts w:ascii="Kokila" w:eastAsia="Palanquin Dark" w:hAnsi="Kokila" w:cs="Kokila"/>
+          <w:rFonts w:asciiTheme="minorBidi" w:eastAsia="Palanquin Dark" w:hAnsiTheme="minorBidi" w:cstheme="minorBidi"/>
           <w:color w:val="000000" w:themeColor="text1"/>
-          <w:sz w:val="28"/>
-          <w:szCs w:val="28"/>
+          <w:sz w:val="20"/>
+          <w:szCs w:val="20"/>
           <w:cs/>
         </w:rPr>
         <w:t xml:space="preserve"> </w:t>
       </w:r>
       <w:r>
         <w:rPr>
-          <w:rFonts w:ascii="Kokila" w:hAnsi="Kokila" w:cs="Kokila"/>
-          <w:sz w:val="28"/>
-          <w:szCs w:val="28"/>
+          <w:rFonts w:asciiTheme="minorBidi" w:hAnsiTheme="minorBidi" w:cstheme="minorBidi"/>
+          <w:sz w:val="20"/>
+          <w:szCs w:val="20"/>
           <w:cs/>
         </w:rPr>
         <w:t>[</w:t>
       </w:r>
       <w:r>
         <w:rPr>
-          <w:rFonts w:ascii="Kokila" w:hAnsi="Kokila" w:cs="Kokila"/>
-          <w:sz w:val="28"/>
-          <w:szCs w:val="28"/>
+          <w:rFonts w:asciiTheme="minorBidi" w:hAnsiTheme="minorBidi" w:cstheme="minorBidi"/>
+          <w:sz w:val="20"/>
+          <w:szCs w:val="20"/>
         </w:rPr>
         <w:t>Designation</w:t>
       </w:r>
       <w:r>
         <w:rPr>
-          <w:rFonts w:ascii="Kokila" w:hAnsi="Kokila" w:cs="Kokila"/>
-          <w:sz w:val="28"/>
-          <w:szCs w:val="28"/>
+          <w:rFonts w:asciiTheme="minorBidi" w:hAnsiTheme="minorBidi" w:cstheme="minorBidi"/>
+          <w:sz w:val="20"/>
+          <w:szCs w:val="20"/>
           <w:cs/>
         </w:rPr>
         <w:t>]</w:t>
       </w:r>
       <w:r>
         <w:rPr>
-          <w:rFonts w:ascii="Kokila" w:eastAsia="Palanquin Dark" w:hAnsi="Kokila" w:cs="Kokila"/>
+          <w:rFonts w:asciiTheme="minorBidi" w:eastAsia="Palanquin Dark" w:hAnsiTheme="minorBidi" w:cstheme="minorBidi"/>
           <w:color w:val="000000" w:themeColor="text1"/>
-          <w:sz w:val="28"/>
-          <w:szCs w:val="28"/>
+          <w:sz w:val="20"/>
+          <w:szCs w:val="20"/>
           <w:cs/>
         </w:rPr>
         <w:t xml:space="preserve"> </w:t>
       </w:r>
       <w:r>
         <w:rPr>
-          <w:rFonts w:ascii="Kokila" w:eastAsia="Kokila" w:hAnsi="Kokila" w:cs="Kokila" w:hint="cs"/>
-          <w:sz w:val="28"/>
-          <w:szCs w:val="28"/>
+          <w:rFonts w:asciiTheme="minorBidi" w:eastAsia="Kokila" w:hAnsiTheme="minorBidi" w:cstheme="minorBidi"/>
+          <w:sz w:val="20"/>
+          <w:szCs w:val="20"/>
           <w:cs/>
         </w:rPr>
         <w:t>यूनिट -</w:t>
       </w:r>
       <w:r>
         <w:rPr>
-          <w:rFonts w:ascii="Kokila" w:hAnsi="Kokila" w:cs="Kokila"/>
-          <w:sz w:val="28"/>
-          <w:szCs w:val="28"/>
+          <w:rFonts w:asciiTheme="minorBidi" w:hAnsiTheme="minorBidi" w:cstheme="minorBidi"/>
+          <w:sz w:val="20"/>
+          <w:szCs w:val="20"/>
           <w:cs/>
         </w:rPr>
         <w:t>[</w:t>
@@ -704,30 +732,50 @@
       <w:proofErr w:type="spellStart"/>
       <w:r>
         <w:rPr>
-          <w:rFonts w:ascii="Kokila" w:hAnsi="Kokila" w:cs="Kokila"/>
-          <w:sz w:val="28"/>
-          <w:szCs w:val="28"/>
+          <w:rFonts w:asciiTheme="minorBidi" w:hAnsiTheme="minorBidi" w:cstheme="minorBidi"/>
+          <w:sz w:val="20"/>
+          <w:szCs w:val="20"/>
         </w:rPr>
         <w:t>UnitNumber</w:t>
       </w:r>
       <w:proofErr w:type="spellEnd"/>
       <w:r>
         <w:rPr>
-          <w:rFonts w:ascii="Kokila" w:hAnsi="Kokila" w:cs="Kokila"/>
-          <w:sz w:val="28"/>
-          <w:szCs w:val="28"/>
+          <w:rFonts w:asciiTheme="minorBidi" w:hAnsiTheme="minorBidi" w:cstheme="minorBidi"/>
+          <w:sz w:val="20"/>
+          <w:szCs w:val="20"/>
           <w:cs/>
         </w:rPr>
         <w:t xml:space="preserve">] </w:t>
       </w:r>
       <w:r>
         <w:rPr>
-          <w:rFonts w:ascii="Kokila" w:eastAsia="Kokila" w:hAnsi="Kokila" w:cs="Kokila" w:hint="cs"/>
-          <w:sz w:val="28"/>
-          <w:szCs w:val="28"/>
-          <w:cs/>
-        </w:rPr>
-        <w:t xml:space="preserve">का स्‍वास्‍थ्‍य खराब हो जाने के कारण कर्मचारी के प्रार्थना के आधार पर उपचार हेतु भेजा जा रहा है । </w:t>
+          <w:rFonts w:asciiTheme="minorBidi" w:eastAsia="Kokila" w:hAnsiTheme="minorBidi" w:cstheme="minorBidi"/>
+          <w:sz w:val="20"/>
+          <w:szCs w:val="20"/>
+          <w:cs/>
+        </w:rPr>
+        <w:t xml:space="preserve">का </w:t>
+      </w:r>
+      <w:proofErr w:type="spellStart"/>
+      <w:r>
+        <w:rPr>
+          <w:rFonts w:asciiTheme="minorBidi" w:eastAsia="Kokila" w:hAnsiTheme="minorBidi" w:cstheme="minorBidi"/>
+          <w:sz w:val="20"/>
+          <w:szCs w:val="20"/>
+          <w:cs/>
+        </w:rPr>
+        <w:t>स्‍वास्‍थ्‍य</w:t>
+      </w:r>
+      <w:proofErr w:type="spellEnd"/>
+      <w:r>
+        <w:rPr>
+          <w:rFonts w:asciiTheme="minorBidi" w:eastAsia="Kokila" w:hAnsiTheme="minorBidi" w:cstheme="minorBidi"/>
+          <w:sz w:val="20"/>
+          <w:szCs w:val="20"/>
+          <w:cs/>
+        </w:rPr>
+        <w:t xml:space="preserve"> खराब हो जाने के कारण कर्मचारी के प्रार्थना के आधार पर उपचार हेतु भेजा जा रहा है । </w:t>
       </w:r>
     </w:p>
     <w:p>
@@ -735,36 +783,28 @@
         <w:spacing w:line="360" w:lineRule="auto"/>
         <w:jc w:val="both"/>
         <w:rPr>
-          <w:rFonts w:ascii="Kokila" w:eastAsia="Kokila" w:hAnsi="Kokila" w:cs="Kokila"/>
-          <w:sz w:val="28"/>
-          <w:szCs w:val="28"/>
+          <w:rFonts w:asciiTheme="minorBidi" w:eastAsia="Kokila" w:hAnsiTheme="minorBidi" w:cstheme="minorBidi"/>
+          <w:sz w:val="20"/>
+          <w:szCs w:val="20"/>
         </w:rPr>
       </w:pPr>
       <w:r>
         <w:rPr>
-          <w:rFonts w:ascii="Kokila" w:eastAsia="Kokila" w:hAnsi="Kokila" w:cs="Kokila"/>
-          <w:sz w:val="28"/>
-          <w:szCs w:val="28"/>
+          <w:rFonts w:asciiTheme="minorBidi" w:eastAsia="Kokila" w:hAnsiTheme="minorBidi" w:cstheme="minorBidi"/>
+          <w:sz w:val="20"/>
+          <w:szCs w:val="20"/>
           <w:cs/>
         </w:rPr>
         <w:tab/>
       </w:r>
       <w:r>
         <w:rPr>
-          <w:rFonts w:ascii="Kokila" w:eastAsia="Kokila" w:hAnsi="Kokila" w:cs="Kokila"/>
-          <w:sz w:val="28"/>
-          <w:szCs w:val="28"/>
+          <w:rFonts w:asciiTheme="minorBidi" w:eastAsia="Kokila" w:hAnsiTheme="minorBidi" w:cstheme="minorBidi"/>
+          <w:sz w:val="20"/>
+          <w:szCs w:val="20"/>
           <w:cs/>
         </w:rPr>
         <w:tab/>
-      </w:r>
-      <w:r>
-        <w:rPr>
-          <w:rFonts w:ascii="Kokila" w:eastAsia="Kokila" w:hAnsi="Kokila" w:cs="Kokila" w:hint="cs"/>
-          <w:sz w:val="28"/>
-          <w:szCs w:val="28"/>
-          <w:cs/>
-        </w:rPr>
         <w:t xml:space="preserve">कृपया कर्मचारी के स्‍वास्‍थ्‍य से सम्‍बंधित आवश्‍यक कार्यवाही करने का कष्‍ट करें । </w:t>
       </w:r>
     </w:p>
@@ -773,33 +813,20 @@
         <w:spacing w:line="360" w:lineRule="auto"/>
         <w:jc w:val="both"/>
         <w:rPr>
-          <w:rFonts w:ascii="Kokila" w:eastAsia="Kokila" w:hAnsi="Kokila" w:cs="Kokila"/>
-          <w:sz w:val="28"/>
-          <w:szCs w:val="28"/>
-        </w:rPr>
-      </w:pPr>
-      <w:bookmarkStart w:id="0" w:name="_GoBack"/>
-      <w:bookmarkEnd w:id="0"/>
-    </w:p>
-    <w:p>
-      <w:pPr>
-        <w:spacing w:line="360" w:lineRule="auto"/>
-        <w:jc w:val="both"/>
-        <w:rPr>
-          <w:rFonts w:ascii="Kokila" w:eastAsia="Kokila" w:hAnsi="Kokila" w:cs="Kokila"/>
-          <w:sz w:val="28"/>
-          <w:szCs w:val="28"/>
+          <w:rFonts w:asciiTheme="minorBidi" w:eastAsia="Kokila" w:hAnsiTheme="minorBidi" w:cstheme="minorBidi"/>
+          <w:sz w:val="20"/>
+          <w:szCs w:val="20"/>
         </w:rPr>
       </w:pPr>
     </w:p>
     <w:p>
       <w:pPr>
         <w:rPr>
-          <w:rFonts w:ascii="Kokila" w:hAnsi="Kokila" w:cs="Kokila"/>
+          <w:rFonts w:asciiTheme="minorBidi" w:hAnsiTheme="minorBidi" w:cstheme="minorBidi"/>
           <w:noProof/>
           <w:color w:val="000000" w:themeColor="text1"/>
-          <w:sz w:val="28"/>
-          <w:szCs w:val="28"/>
+          <w:sz w:val="20"/>
+          <w:szCs w:val="20"/>
           <w:cs/>
           <w:lang w:val="en-US"/>
         </w:rPr>
@@ -838,7 +865,6 @@
               <w:bottom w:val="single" w:sz="8" w:space="0" w:color="FFFFFF" w:themeColor="background1"/>
               <w:right w:val="single" w:sz="8" w:space="0" w:color="FFFFFF" w:themeColor="background1"/>
             </w:tcBorders>
-            <w:shd w:val="clear" w:color="auto" w:fill="auto"/>
             <w:tcMar>
               <w:top w:w="100" w:type="dxa"/>
               <w:left w:w="100" w:type="dxa"/>
@@ -851,73 +877,73 @@
               <w:spacing w:after="0"/>
               <w:jc w:val="center"/>
               <w:rPr>
-                <w:rFonts w:ascii="Kokila" w:eastAsia="Kokila" w:hAnsi="Kokila" w:cs="Kokila"/>
-                <w:b/>
-                <w:bCs/>
-                <w:sz w:val="36"/>
-                <w:szCs w:val="36"/>
+                <w:rFonts w:asciiTheme="minorBidi" w:eastAsia="Kokila" w:hAnsiTheme="minorBidi" w:cstheme="minorBidi"/>
+                <w:b/>
+                <w:bCs/>
+                <w:sz w:val="20"/>
+                <w:szCs w:val="20"/>
               </w:rPr>
             </w:pPr>
             <w:r>
               <w:rPr>
-                <w:rFonts w:ascii="Kokila" w:eastAsia="Kokila" w:hAnsi="Kokila" w:cs="Kokila"/>
-                <w:b/>
-                <w:bCs/>
-                <w:sz w:val="36"/>
-                <w:szCs w:val="36"/>
+                <w:rFonts w:asciiTheme="minorBidi" w:eastAsia="Kokila" w:hAnsiTheme="minorBidi" w:cstheme="minorBidi"/>
+                <w:b/>
+                <w:bCs/>
+                <w:sz w:val="20"/>
+                <w:szCs w:val="20"/>
                 <w:cs/>
               </w:rPr>
               <w:t>प</w:t>
             </w:r>
             <w:r>
               <w:rPr>
-                <w:rFonts w:ascii="Kokila" w:eastAsia="Kokila" w:hAnsi="Kokila" w:cs="Kokila"/>
-                <w:b/>
-                <w:bCs/>
-                <w:sz w:val="36"/>
-                <w:szCs w:val="36"/>
+                <w:rFonts w:asciiTheme="minorBidi" w:eastAsia="Kokila" w:hAnsiTheme="minorBidi" w:cstheme="minorBidi"/>
+                <w:b/>
+                <w:bCs/>
+                <w:sz w:val="20"/>
+                <w:szCs w:val="20"/>
               </w:rPr>
               <w:t>0</w:t>
             </w:r>
             <w:r>
               <w:rPr>
-                <w:rFonts w:ascii="Kokila" w:eastAsia="Kokila" w:hAnsi="Kokila" w:cs="Kokila"/>
-                <w:b/>
-                <w:bCs/>
-                <w:sz w:val="36"/>
-                <w:szCs w:val="36"/>
+                <w:rFonts w:asciiTheme="minorBidi" w:eastAsia="Kokila" w:hAnsiTheme="minorBidi" w:cstheme="minorBidi"/>
+                <w:b/>
+                <w:bCs/>
+                <w:sz w:val="20"/>
+                <w:szCs w:val="20"/>
                 <w:cs/>
               </w:rPr>
               <w:t>म</w:t>
             </w:r>
             <w:r>
               <w:rPr>
-                <w:rFonts w:ascii="Kokila" w:eastAsia="Kokila" w:hAnsi="Kokila" w:cs="Kokila"/>
-                <w:b/>
-                <w:bCs/>
-                <w:sz w:val="36"/>
-                <w:szCs w:val="36"/>
+                <w:rFonts w:asciiTheme="minorBidi" w:eastAsia="Kokila" w:hAnsiTheme="minorBidi" w:cstheme="minorBidi"/>
+                <w:b/>
+                <w:bCs/>
+                <w:sz w:val="20"/>
+                <w:szCs w:val="20"/>
               </w:rPr>
               <w:t>0</w:t>
             </w:r>
             <w:r>
               <w:rPr>
-                <w:rFonts w:ascii="Kokila" w:eastAsia="Kokila" w:hAnsi="Kokila" w:cs="Kokila"/>
-                <w:b/>
-                <w:bCs/>
-                <w:sz w:val="36"/>
-                <w:szCs w:val="36"/>
+                <w:rFonts w:asciiTheme="minorBidi" w:eastAsia="Kokila" w:hAnsiTheme="minorBidi" w:cstheme="minorBidi"/>
+                <w:b/>
+                <w:bCs/>
+                <w:sz w:val="20"/>
+                <w:szCs w:val="20"/>
                 <w:cs/>
               </w:rPr>
               <w:t>रे</w:t>
             </w:r>
             <w:r>
               <w:rPr>
-                <w:rFonts w:ascii="Kokila" w:eastAsia="Kokila" w:hAnsi="Kokila" w:cs="Kokila"/>
-                <w:b/>
-                <w:bCs/>
-                <w:sz w:val="36"/>
-                <w:szCs w:val="36"/>
+                <w:rFonts w:asciiTheme="minorBidi" w:eastAsia="Kokila" w:hAnsiTheme="minorBidi" w:cstheme="minorBidi"/>
+                <w:b/>
+                <w:bCs/>
+                <w:sz w:val="20"/>
+                <w:szCs w:val="20"/>
               </w:rPr>
               <w:t>0</w:t>
             </w:r>
@@ -928,40 +954,40 @@
               <w:spacing w:after="0"/>
               <w:jc w:val="center"/>
               <w:rPr>
-                <w:rFonts w:ascii="Kokila" w:eastAsia="Kokila" w:hAnsi="Kokila" w:cs="Kokila"/>
-                <w:b/>
-                <w:bCs/>
-                <w:sz w:val="28"/>
-                <w:szCs w:val="28"/>
+                <w:rFonts w:asciiTheme="minorBidi" w:eastAsia="Kokila" w:hAnsiTheme="minorBidi" w:cstheme="minorBidi"/>
+                <w:b/>
+                <w:bCs/>
+                <w:sz w:val="20"/>
+                <w:szCs w:val="20"/>
               </w:rPr>
             </w:pPr>
             <w:r>
               <w:rPr>
-                <w:rFonts w:ascii="Kokila" w:eastAsia="Kokila" w:hAnsi="Kokila" w:cs="Kokila"/>
-                <w:b/>
-                <w:bCs/>
-                <w:sz w:val="28"/>
-                <w:szCs w:val="28"/>
+                <w:rFonts w:asciiTheme="minorBidi" w:eastAsia="Kokila" w:hAnsiTheme="minorBidi" w:cstheme="minorBidi"/>
+                <w:b/>
+                <w:bCs/>
+                <w:sz w:val="20"/>
+                <w:szCs w:val="20"/>
                 <w:cs/>
               </w:rPr>
               <w:t xml:space="preserve">पत्र क्र.सरईग्राम/ </w:t>
             </w:r>
             <w:r>
               <w:rPr>
-                <w:rFonts w:ascii="Kokila" w:eastAsia="Kokila" w:hAnsi="Kokila" w:cs="Kokila"/>
-                <w:b/>
-                <w:sz w:val="32"/>
-                <w:szCs w:val="32"/>
+                <w:rFonts w:asciiTheme="minorBidi" w:eastAsia="Kokila" w:hAnsiTheme="minorBidi" w:cstheme="minorBidi"/>
+                <w:b/>
+                <w:sz w:val="20"/>
+                <w:szCs w:val="20"/>
               </w:rPr>
               <w:t>M-4</w:t>
             </w:r>
             <w:r>
               <w:rPr>
-                <w:rFonts w:ascii="Kokila" w:eastAsia="Kokila" w:hAnsi="Kokila" w:cs="Kokila"/>
-                <w:b/>
-                <w:bCs/>
-                <w:sz w:val="32"/>
-                <w:szCs w:val="32"/>
+                <w:rFonts w:asciiTheme="minorBidi" w:eastAsia="Kokila" w:hAnsiTheme="minorBidi" w:cstheme="minorBidi"/>
+                <w:b/>
+                <w:bCs/>
+                <w:sz w:val="20"/>
+                <w:szCs w:val="20"/>
                 <w:cs/>
                 <w:lang w:val="en-GB"/>
               </w:rPr>
@@ -974,42 +1000,31 @@
               <w:spacing w:after="0"/>
               <w:jc w:val="center"/>
               <w:rPr>
-                <w:rFonts w:ascii="Kokila" w:eastAsia="Kokila" w:hAnsi="Kokila" w:cs="Kokila"/>
-                <w:b/>
-                <w:bCs/>
-                <w:sz w:val="36"/>
-                <w:szCs w:val="36"/>
+                <w:rFonts w:asciiTheme="minorBidi" w:eastAsia="Kokila" w:hAnsiTheme="minorBidi" w:cstheme="minorBidi"/>
+                <w:b/>
+                <w:bCs/>
+                <w:sz w:val="20"/>
+                <w:szCs w:val="20"/>
               </w:rPr>
             </w:pPr>
             <w:r>
               <w:rPr>
-                <w:rFonts w:ascii="Kokila" w:eastAsia="Kokila" w:hAnsi="Kokila" w:cs="Kokila"/>
-                <w:b/>
-                <w:bCs/>
-                <w:sz w:val="36"/>
-                <w:szCs w:val="36"/>
+                <w:rFonts w:asciiTheme="minorBidi" w:eastAsia="Kokila" w:hAnsiTheme="minorBidi" w:cstheme="minorBidi"/>
+                <w:b/>
+                <w:bCs/>
+                <w:sz w:val="20"/>
+                <w:szCs w:val="20"/>
                 <w:cs/>
               </w:rPr>
-              <w:t xml:space="preserve">दिनांक </w:t>
-            </w:r>
-            <w:r>
-              <w:rPr>
-                <w:rFonts w:ascii="Kokila" w:eastAsia="Kokila" w:hAnsi="Kokila" w:cs="Kokila"/>
-                <w:b/>
-                <w:bCs/>
-                <w:sz w:val="28"/>
-                <w:szCs w:val="28"/>
-                <w:cs/>
-              </w:rPr>
-              <w:t>/</w:t>
-            </w:r>
-            <w:r>
-              <w:rPr>
-                <w:rFonts w:ascii="Kokila" w:eastAsia="Times New Roman" w:hAnsi="Kokila" w:cs="Kokila"/>
-                <w:b/>
-                <w:bCs/>
-                <w:sz w:val="28"/>
-                <w:szCs w:val="28"/>
+              <w:t>दिनांक /</w:t>
+            </w:r>
+            <w:r>
+              <w:rPr>
+                <w:rFonts w:asciiTheme="minorBidi" w:eastAsia="Times New Roman" w:hAnsiTheme="minorBidi" w:cstheme="minorBidi"/>
+                <w:b/>
+                <w:bCs/>
+                <w:sz w:val="20"/>
+                <w:szCs w:val="20"/>
                 <w:cs/>
                 <w:lang w:eastAsia="en-IN"/>
               </w:rPr>
@@ -1018,11 +1033,11 @@
             <w:proofErr w:type="spellStart"/>
             <w:r>
               <w:rPr>
-                <w:rFonts w:ascii="Kokila" w:eastAsia="Times New Roman" w:hAnsi="Kokila" w:cs="Kokila"/>
-                <w:b/>
-                <w:bCs/>
-                <w:sz w:val="28"/>
-                <w:szCs w:val="28"/>
+                <w:rFonts w:asciiTheme="minorBidi" w:eastAsia="Times New Roman" w:hAnsiTheme="minorBidi" w:cstheme="minorBidi"/>
+                <w:b/>
+                <w:bCs/>
+                <w:sz w:val="20"/>
+                <w:szCs w:val="20"/>
                 <w:lang w:eastAsia="en-IN"/>
               </w:rPr>
               <w:t>LetterDate</w:t>
@@ -1030,11 +1045,11 @@
             <w:proofErr w:type="spellEnd"/>
             <w:r>
               <w:rPr>
-                <w:rFonts w:ascii="Kokila" w:eastAsia="Times New Roman" w:hAnsi="Kokila" w:cs="Kokila"/>
-                <w:b/>
-                <w:bCs/>
-                <w:sz w:val="28"/>
-                <w:szCs w:val="28"/>
+                <w:rFonts w:asciiTheme="minorBidi" w:eastAsia="Times New Roman" w:hAnsiTheme="minorBidi" w:cstheme="minorBidi"/>
+                <w:b/>
+                <w:bCs/>
+                <w:sz w:val="20"/>
+                <w:szCs w:val="20"/>
                 <w:cs/>
                 <w:lang w:eastAsia="en-IN"/>
               </w:rPr>
@@ -1051,7 +1066,6 @@
               <w:bottom w:val="single" w:sz="8" w:space="0" w:color="FFFFFF" w:themeColor="background1"/>
               <w:right w:val="single" w:sz="8" w:space="0" w:color="FFFFFF" w:themeColor="background1"/>
             </w:tcBorders>
-            <w:shd w:val="clear" w:color="auto" w:fill="auto"/>
             <w:tcMar>
               <w:top w:w="100" w:type="dxa"/>
               <w:left w:w="100" w:type="dxa"/>
@@ -1065,17 +1079,19 @@
               <w:spacing w:after="0"/>
               <w:jc w:val="center"/>
               <w:rPr>
-                <w:rFonts w:ascii="Kokila" w:eastAsia="Kokila" w:hAnsi="Kokila" w:cs="Kokila"/>
-                <w:b/>
-                <w:bCs/>
-                <w:sz w:val="40"/>
-                <w:szCs w:val="40"/>
+                <w:rFonts w:asciiTheme="minorBidi" w:eastAsia="Kokila" w:hAnsiTheme="minorBidi" w:cstheme="minorBidi"/>
+                <w:b/>
+                <w:bCs/>
+                <w:sz w:val="20"/>
+                <w:szCs w:val="20"/>
               </w:rPr>
             </w:pPr>
             <w:r>
               <w:rPr>
-                <w:rFonts w:ascii="Kokila" w:hAnsi="Kokila" w:cs="Kokila"/>
+                <w:rFonts w:asciiTheme="minorBidi" w:hAnsiTheme="minorBidi" w:cstheme="minorBidi"/>
                 <w:noProof/>
+                <w:sz w:val="20"/>
+                <w:szCs w:val="20"/>
                 <w:lang w:eastAsia="en-IN"/>
               </w:rPr>
               <w:drawing>
@@ -1132,7 +1148,6 @@
               <w:bottom w:val="single" w:sz="8" w:space="0" w:color="FFFFFF" w:themeColor="background1"/>
               <w:right w:val="single" w:sz="8" w:space="0" w:color="FFFFFF" w:themeColor="background1"/>
             </w:tcBorders>
-            <w:shd w:val="clear" w:color="auto" w:fill="auto"/>
             <w:tcMar>
               <w:top w:w="100" w:type="dxa"/>
               <w:left w:w="100" w:type="dxa"/>
@@ -1145,20 +1160,20 @@
               <w:spacing w:after="0"/>
               <w:jc w:val="center"/>
               <w:rPr>
-                <w:rFonts w:ascii="Kokila" w:eastAsia="Kokila" w:hAnsi="Kokila" w:cs="Kokila"/>
-                <w:b/>
-                <w:bCs/>
-                <w:sz w:val="36"/>
-                <w:szCs w:val="36"/>
+                <w:rFonts w:asciiTheme="minorBidi" w:eastAsia="Kokila" w:hAnsiTheme="minorBidi" w:cstheme="minorBidi"/>
+                <w:b/>
+                <w:bCs/>
+                <w:sz w:val="20"/>
+                <w:szCs w:val="20"/>
               </w:rPr>
             </w:pPr>
             <w:r>
               <w:rPr>
-                <w:rFonts w:ascii="Kokila" w:eastAsia="Kokila" w:hAnsi="Kokila" w:cs="Kokila"/>
-                <w:b/>
-                <w:bCs/>
-                <w:sz w:val="36"/>
-                <w:szCs w:val="36"/>
+                <w:rFonts w:asciiTheme="minorBidi" w:eastAsia="Kokila" w:hAnsiTheme="minorBidi" w:cstheme="minorBidi"/>
+                <w:b/>
+                <w:bCs/>
+                <w:sz w:val="20"/>
+                <w:szCs w:val="20"/>
                 <w:cs/>
               </w:rPr>
               <w:t>कार्यालय</w:t>
@@ -1170,20 +1185,20 @@
               <w:spacing w:after="0"/>
               <w:jc w:val="center"/>
               <w:rPr>
-                <w:rFonts w:ascii="Kokila" w:eastAsia="Kokila" w:hAnsi="Kokila" w:cs="Kokila"/>
-                <w:b/>
-                <w:bCs/>
-                <w:sz w:val="36"/>
-                <w:szCs w:val="36"/>
+                <w:rFonts w:asciiTheme="minorBidi" w:eastAsia="Kokila" w:hAnsiTheme="minorBidi" w:cstheme="minorBidi"/>
+                <w:b/>
+                <w:bCs/>
+                <w:sz w:val="20"/>
+                <w:szCs w:val="20"/>
               </w:rPr>
             </w:pPr>
             <w:r>
               <w:rPr>
-                <w:rFonts w:ascii="Kokila" w:eastAsia="Kokila" w:hAnsi="Kokila" w:cs="Kokila"/>
-                <w:b/>
-                <w:bCs/>
-                <w:sz w:val="36"/>
-                <w:szCs w:val="36"/>
+                <w:rFonts w:asciiTheme="minorBidi" w:eastAsia="Kokila" w:hAnsiTheme="minorBidi" w:cstheme="minorBidi"/>
+                <w:b/>
+                <w:bCs/>
+                <w:sz w:val="20"/>
+                <w:szCs w:val="20"/>
                 <w:cs/>
               </w:rPr>
               <w:t>वरिष्ठ खण्ड अभियंता</w:t>
@@ -1195,62 +1210,62 @@
               <w:spacing w:after="0"/>
               <w:jc w:val="center"/>
               <w:rPr>
-                <w:rFonts w:ascii="Kokila" w:eastAsia="Kokila" w:hAnsi="Kokila" w:cs="Kokila"/>
-                <w:b/>
-                <w:bCs/>
-                <w:sz w:val="36"/>
-                <w:szCs w:val="36"/>
+                <w:rFonts w:asciiTheme="minorBidi" w:eastAsia="Kokila" w:hAnsiTheme="minorBidi" w:cstheme="minorBidi"/>
+                <w:b/>
+                <w:bCs/>
+                <w:sz w:val="20"/>
+                <w:szCs w:val="20"/>
               </w:rPr>
             </w:pPr>
             <w:r>
               <w:rPr>
-                <w:rFonts w:ascii="Kokila" w:eastAsia="Kokila" w:hAnsi="Kokila" w:cs="Kokila"/>
-                <w:b/>
-                <w:bCs/>
-                <w:sz w:val="36"/>
-                <w:szCs w:val="36"/>
+                <w:rFonts w:asciiTheme="minorBidi" w:eastAsia="Kokila" w:hAnsiTheme="minorBidi" w:cstheme="minorBidi"/>
+                <w:b/>
+                <w:bCs/>
+                <w:sz w:val="20"/>
+                <w:szCs w:val="20"/>
                 <w:cs/>
               </w:rPr>
               <w:t>(रे</w:t>
             </w:r>
             <w:r>
               <w:rPr>
-                <w:rFonts w:ascii="Kokila" w:eastAsia="Kokila" w:hAnsi="Kokila" w:cs="Kokila"/>
-                <w:b/>
-                <w:bCs/>
-                <w:sz w:val="36"/>
-                <w:szCs w:val="36"/>
+                <w:rFonts w:asciiTheme="minorBidi" w:eastAsia="Kokila" w:hAnsiTheme="minorBidi" w:cstheme="minorBidi"/>
+                <w:b/>
+                <w:bCs/>
+                <w:sz w:val="20"/>
+                <w:szCs w:val="20"/>
               </w:rPr>
               <w:t>0</w:t>
             </w:r>
             <w:r>
               <w:rPr>
-                <w:rFonts w:ascii="Kokila" w:eastAsia="Kokila" w:hAnsi="Kokila" w:cs="Kokila"/>
-                <w:b/>
-                <w:bCs/>
-                <w:sz w:val="36"/>
-                <w:szCs w:val="36"/>
+                <w:rFonts w:asciiTheme="minorBidi" w:eastAsia="Kokila" w:hAnsiTheme="minorBidi" w:cstheme="minorBidi"/>
+                <w:b/>
+                <w:bCs/>
+                <w:sz w:val="20"/>
+                <w:szCs w:val="20"/>
                 <w:cs/>
               </w:rPr>
               <w:t>प</w:t>
             </w:r>
             <w:r>
               <w:rPr>
-                <w:rFonts w:ascii="Kokila" w:eastAsia="Kokila" w:hAnsi="Kokila" w:cs="Kokila"/>
-                <w:b/>
-                <w:bCs/>
-                <w:sz w:val="36"/>
-                <w:szCs w:val="36"/>
+                <w:rFonts w:asciiTheme="minorBidi" w:eastAsia="Kokila" w:hAnsiTheme="minorBidi" w:cstheme="minorBidi"/>
+                <w:b/>
+                <w:bCs/>
+                <w:sz w:val="20"/>
+                <w:szCs w:val="20"/>
               </w:rPr>
               <w:t>0</w:t>
             </w:r>
             <w:r>
               <w:rPr>
-                <w:rFonts w:ascii="Kokila" w:eastAsia="Kokila" w:hAnsi="Kokila" w:cs="Kokila"/>
-                <w:b/>
-                <w:bCs/>
-                <w:sz w:val="36"/>
-                <w:szCs w:val="36"/>
+                <w:rFonts w:asciiTheme="minorBidi" w:eastAsia="Kokila" w:hAnsiTheme="minorBidi" w:cstheme="minorBidi"/>
+                <w:b/>
+                <w:bCs/>
+                <w:sz w:val="20"/>
+                <w:szCs w:val="20"/>
                 <w:cs/>
               </w:rPr>
               <w:t>) सरईग्राम</w:t>
@@ -1264,20 +1279,20 @@
         <w:spacing w:after="0" w:line="360" w:lineRule="auto"/>
         <w:ind w:left="1440"/>
         <w:rPr>
-          <w:rFonts w:ascii="Kokila" w:eastAsia="Kokila" w:hAnsi="Kokila" w:cs="Kokila"/>
+          <w:rFonts w:asciiTheme="minorBidi" w:eastAsia="Kokila" w:hAnsiTheme="minorBidi" w:cstheme="minorBidi"/>
           <w:b/>
           <w:bCs/>
-          <w:sz w:val="28"/>
-          <w:szCs w:val="28"/>
+          <w:sz w:val="20"/>
+          <w:szCs w:val="20"/>
         </w:rPr>
       </w:pPr>
       <w:r>
         <w:rPr>
-          <w:rFonts w:ascii="Kokila" w:eastAsia="Kokila" w:hAnsi="Kokila" w:cs="Kokila" w:hint="cs"/>
+          <w:rFonts w:asciiTheme="minorBidi" w:eastAsia="Kokila" w:hAnsiTheme="minorBidi" w:cstheme="minorBidi"/>
           <w:b/>
           <w:bCs/>
-          <w:sz w:val="28"/>
-          <w:szCs w:val="28"/>
+          <w:sz w:val="20"/>
+          <w:szCs w:val="20"/>
           <w:cs/>
         </w:rPr>
         <w:t>सहायक मण्‍डल चिकित्‍सा अधिकारी</w:t>
@@ -1288,20 +1303,20 @@
         <w:spacing w:line="360" w:lineRule="auto"/>
         <w:ind w:left="1440"/>
         <w:rPr>
-          <w:rFonts w:ascii="Kokila" w:eastAsia="Kokila" w:hAnsi="Kokila" w:cs="Kokila"/>
+          <w:rFonts w:asciiTheme="minorBidi" w:eastAsia="Kokila" w:hAnsiTheme="minorBidi" w:cstheme="minorBidi"/>
           <w:b/>
           <w:bCs/>
-          <w:sz w:val="28"/>
-          <w:szCs w:val="28"/>
+          <w:sz w:val="20"/>
+          <w:szCs w:val="20"/>
         </w:rPr>
       </w:pPr>
       <w:r>
         <w:rPr>
-          <w:rFonts w:ascii="Kokila" w:eastAsia="Kokila" w:hAnsi="Kokila" w:cs="Kokila" w:hint="cs"/>
+          <w:rFonts w:asciiTheme="minorBidi" w:eastAsia="Kokila" w:hAnsiTheme="minorBidi" w:cstheme="minorBidi"/>
           <w:b/>
           <w:bCs/>
-          <w:sz w:val="28"/>
-          <w:szCs w:val="28"/>
+          <w:sz w:val="20"/>
+          <w:szCs w:val="20"/>
           <w:cs/>
         </w:rPr>
         <w:t xml:space="preserve">ब्‍योहारी  /नई कटनी </w:t>
@@ -1312,42 +1327,42 @@
         <w:spacing w:line="360" w:lineRule="auto"/>
         <w:ind w:left="1440" w:hanging="1440"/>
         <w:rPr>
-          <w:rFonts w:ascii="Kokila" w:eastAsia="Kokila" w:hAnsi="Kokila" w:cs="Kokila"/>
+          <w:rFonts w:asciiTheme="minorBidi" w:eastAsia="Kokila" w:hAnsiTheme="minorBidi" w:cstheme="minorBidi"/>
           <w:b/>
           <w:bCs/>
-          <w:sz w:val="28"/>
-          <w:szCs w:val="28"/>
+          <w:sz w:val="20"/>
+          <w:szCs w:val="20"/>
           <w:lang w:val="en-US"/>
         </w:rPr>
       </w:pPr>
       <w:r>
         <w:rPr>
-          <w:rFonts w:ascii="Kokila" w:eastAsia="Kokila" w:hAnsi="Kokila" w:cs="Kokila"/>
+          <w:rFonts w:asciiTheme="minorBidi" w:eastAsia="Kokila" w:hAnsiTheme="minorBidi" w:cstheme="minorBidi"/>
           <w:b/>
           <w:bCs/>
-          <w:sz w:val="28"/>
-          <w:szCs w:val="28"/>
+          <w:sz w:val="20"/>
+          <w:szCs w:val="20"/>
           <w:cs/>
         </w:rPr>
         <w:t xml:space="preserve">विषय :-  </w:t>
       </w:r>
       <w:r>
         <w:rPr>
-          <w:rFonts w:ascii="Kokila" w:eastAsia="Kokila" w:hAnsi="Kokila" w:cs="Kokila"/>
+          <w:rFonts w:asciiTheme="minorBidi" w:eastAsia="Kokila" w:hAnsiTheme="minorBidi" w:cstheme="minorBidi"/>
           <w:b/>
           <w:bCs/>
-          <w:sz w:val="28"/>
-          <w:szCs w:val="28"/>
+          <w:sz w:val="20"/>
+          <w:szCs w:val="20"/>
         </w:rPr>
         <w:tab/>
       </w:r>
       <w:r>
         <w:rPr>
-          <w:rFonts w:ascii="Kokila" w:eastAsia="Kokila" w:hAnsi="Kokila" w:cs="Kokila" w:hint="cs"/>
+          <w:rFonts w:asciiTheme="minorBidi" w:eastAsia="Kokila" w:hAnsiTheme="minorBidi" w:cstheme="minorBidi"/>
           <w:b/>
           <w:bCs/>
-          <w:sz w:val="28"/>
-          <w:szCs w:val="28"/>
+          <w:sz w:val="20"/>
+          <w:szCs w:val="20"/>
           <w:cs/>
         </w:rPr>
         <w:t xml:space="preserve">कर्मचारी के आवेदन पर सिक मेमो जारी करने के सम्‍बंध में । </w:t>
@@ -1358,16 +1373,16 @@
         <w:spacing w:line="360" w:lineRule="auto"/>
         <w:jc w:val="center"/>
         <w:rPr>
-          <w:rFonts w:ascii="Kokila" w:eastAsia="Kokila" w:hAnsi="Kokila" w:cs="Kokila"/>
-          <w:sz w:val="28"/>
-          <w:szCs w:val="28"/>
+          <w:rFonts w:asciiTheme="minorBidi" w:eastAsia="Kokila" w:hAnsiTheme="minorBidi" w:cstheme="minorBidi"/>
+          <w:sz w:val="20"/>
+          <w:szCs w:val="20"/>
         </w:rPr>
       </w:pPr>
       <w:r>
         <w:rPr>
-          <w:rFonts w:ascii="Kokila" w:eastAsia="Kokila" w:hAnsi="Kokila" w:cs="Kokila"/>
-          <w:sz w:val="28"/>
-          <w:szCs w:val="28"/>
+          <w:rFonts w:asciiTheme="minorBidi" w:eastAsia="Kokila" w:hAnsiTheme="minorBidi" w:cstheme="minorBidi"/>
+          <w:sz w:val="20"/>
+          <w:szCs w:val="20"/>
           <w:cs/>
         </w:rPr>
         <w:t>***</w:t>
@@ -1378,42 +1393,82 @@
         <w:spacing w:line="360" w:lineRule="auto"/>
         <w:jc w:val="both"/>
         <w:rPr>
-          <w:rFonts w:ascii="Kokila" w:eastAsia="Kokila" w:hAnsi="Kokila" w:cs="Kokila"/>
-          <w:sz w:val="28"/>
-          <w:szCs w:val="28"/>
+          <w:rFonts w:asciiTheme="minorBidi" w:eastAsia="Kokila" w:hAnsiTheme="minorBidi" w:cstheme="minorBidi"/>
+          <w:sz w:val="20"/>
+          <w:szCs w:val="20"/>
         </w:rPr>
       </w:pPr>
       <w:r>
         <w:rPr>
-          <w:rFonts w:ascii="Kokila" w:eastAsia="Kokila" w:hAnsi="Kokila" w:cs="Kokila"/>
-          <w:sz w:val="28"/>
-          <w:szCs w:val="28"/>
+          <w:rFonts w:asciiTheme="minorBidi" w:eastAsia="Kokila" w:hAnsiTheme="minorBidi" w:cstheme="minorBidi"/>
+          <w:sz w:val="20"/>
+          <w:szCs w:val="20"/>
           <w:cs/>
         </w:rPr>
         <w:t xml:space="preserve">                        </w:t>
       </w:r>
       <w:r>
         <w:rPr>
-          <w:rFonts w:ascii="Kokila" w:eastAsia="Kokila" w:hAnsi="Kokila" w:cs="Kokila"/>
-          <w:sz w:val="28"/>
-          <w:szCs w:val="28"/>
+          <w:rFonts w:asciiTheme="minorBidi" w:eastAsia="Kokila" w:hAnsiTheme="minorBidi" w:cstheme="minorBidi"/>
+          <w:sz w:val="20"/>
+          <w:szCs w:val="20"/>
         </w:rPr>
         <w:tab/>
       </w:r>
       <w:r>
         <w:rPr>
-          <w:rFonts w:ascii="Kokila" w:eastAsia="Kokila" w:hAnsi="Kokila" w:cs="Kokila" w:hint="cs"/>
-          <w:sz w:val="28"/>
-          <w:szCs w:val="28"/>
-          <w:cs/>
-        </w:rPr>
-        <w:t xml:space="preserve">कृपया उपरोक्‍त विषयानुसार आपको अवगत कराया जाता है कि इस डिपो के अधीन पदस्‍थ कर्मचारी श्री </w:t>
-      </w:r>
-      <w:r>
-        <w:rPr>
-          <w:rFonts w:ascii="Kokila" w:eastAsia="Times New Roman" w:hAnsi="Kokila" w:cs="Kokila"/>
-          <w:sz w:val="28"/>
-          <w:szCs w:val="28"/>
+          <w:rFonts w:asciiTheme="minorBidi" w:eastAsia="Kokila" w:hAnsiTheme="minorBidi" w:cstheme="minorBidi"/>
+          <w:sz w:val="20"/>
+          <w:szCs w:val="20"/>
+          <w:cs/>
+        </w:rPr>
+        <w:t xml:space="preserve">कृपया </w:t>
+      </w:r>
+      <w:proofErr w:type="spellStart"/>
+      <w:r>
+        <w:rPr>
+          <w:rFonts w:asciiTheme="minorBidi" w:eastAsia="Kokila" w:hAnsiTheme="minorBidi" w:cstheme="minorBidi"/>
+          <w:sz w:val="20"/>
+          <w:szCs w:val="20"/>
+          <w:cs/>
+        </w:rPr>
+        <w:t>उपरोक्‍त</w:t>
+      </w:r>
+      <w:proofErr w:type="spellEnd"/>
+      <w:r>
+        <w:rPr>
+          <w:rFonts w:asciiTheme="minorBidi" w:eastAsia="Kokila" w:hAnsiTheme="minorBidi" w:cstheme="minorBidi"/>
+          <w:sz w:val="20"/>
+          <w:szCs w:val="20"/>
+          <w:cs/>
+        </w:rPr>
+        <w:t xml:space="preserve"> विषयानुसार आपको अवगत कराया जाता है कि इस डिपो के अधीन </w:t>
+      </w:r>
+      <w:proofErr w:type="spellStart"/>
+      <w:r>
+        <w:rPr>
+          <w:rFonts w:asciiTheme="minorBidi" w:eastAsia="Kokila" w:hAnsiTheme="minorBidi" w:cstheme="minorBidi"/>
+          <w:sz w:val="20"/>
+          <w:szCs w:val="20"/>
+          <w:cs/>
+        </w:rPr>
+        <w:t>पदस्‍थ</w:t>
+      </w:r>
+      <w:proofErr w:type="spellEnd"/>
+      <w:r>
+        <w:rPr>
+          <w:rFonts w:asciiTheme="minorBidi" w:eastAsia="Kokila" w:hAnsiTheme="minorBidi" w:cstheme="minorBidi"/>
+          <w:sz w:val="20"/>
+          <w:szCs w:val="20"/>
+          <w:cs/>
+        </w:rPr>
+        <w:t xml:space="preserve"> कर्मचारी श्री </w:t>
+      </w:r>
+      <w:r>
+        <w:rPr>
+          <w:rFonts w:asciiTheme="minorBidi" w:eastAsia="Times New Roman" w:hAnsiTheme="minorBidi" w:cstheme="minorBidi"/>
+          <w:sz w:val="20"/>
+          <w:szCs w:val="20"/>
           <w:cs/>
           <w:lang w:eastAsia="en-IN"/>
         </w:rPr>
@@ -1422,9 +1477,9 @@
       <w:proofErr w:type="spellStart"/>
       <w:r>
         <w:rPr>
-          <w:rFonts w:ascii="Kokila" w:eastAsia="Times New Roman" w:hAnsi="Kokila" w:cs="Kokila"/>
-          <w:sz w:val="28"/>
-          <w:szCs w:val="28"/>
+          <w:rFonts w:asciiTheme="minorBidi" w:eastAsia="Times New Roman" w:hAnsiTheme="minorBidi" w:cstheme="minorBidi"/>
+          <w:sz w:val="20"/>
+          <w:szCs w:val="20"/>
           <w:lang w:eastAsia="en-IN"/>
         </w:rPr>
         <w:t>EmployeeName</w:t>
@@ -1432,9 +1487,9 @@
       <w:proofErr w:type="spellEnd"/>
       <w:r>
         <w:rPr>
-          <w:rFonts w:ascii="Kokila" w:eastAsia="Times New Roman" w:hAnsi="Kokila" w:cs="Kokila"/>
-          <w:sz w:val="28"/>
-          <w:szCs w:val="28"/>
+          <w:rFonts w:asciiTheme="minorBidi" w:eastAsia="Times New Roman" w:hAnsiTheme="minorBidi" w:cstheme="minorBidi"/>
+          <w:sz w:val="20"/>
+          <w:szCs w:val="20"/>
           <w:cs/>
           <w:lang w:eastAsia="en-IN"/>
         </w:rPr>
@@ -1442,64 +1497,64 @@
       </w:r>
       <w:r>
         <w:rPr>
-          <w:rFonts w:ascii="Kokila" w:eastAsia="Palanquin Dark" w:hAnsi="Kokila" w:cs="Kokila"/>
+          <w:rFonts w:asciiTheme="minorBidi" w:eastAsia="Palanquin Dark" w:hAnsiTheme="minorBidi" w:cstheme="minorBidi"/>
           <w:color w:val="000000" w:themeColor="text1"/>
-          <w:sz w:val="28"/>
-          <w:szCs w:val="28"/>
+          <w:sz w:val="20"/>
+          <w:szCs w:val="20"/>
           <w:cs/>
         </w:rPr>
         <w:t xml:space="preserve"> </w:t>
       </w:r>
       <w:r>
         <w:rPr>
-          <w:rFonts w:ascii="Kokila" w:hAnsi="Kokila" w:cs="Kokila"/>
-          <w:sz w:val="28"/>
-          <w:szCs w:val="28"/>
+          <w:rFonts w:asciiTheme="minorBidi" w:hAnsiTheme="minorBidi" w:cstheme="minorBidi"/>
+          <w:sz w:val="20"/>
+          <w:szCs w:val="20"/>
           <w:cs/>
         </w:rPr>
         <w:t>[</w:t>
       </w:r>
       <w:r>
         <w:rPr>
-          <w:rFonts w:ascii="Kokila" w:hAnsi="Kokila" w:cs="Kokila"/>
-          <w:sz w:val="28"/>
-          <w:szCs w:val="28"/>
+          <w:rFonts w:asciiTheme="minorBidi" w:hAnsiTheme="minorBidi" w:cstheme="minorBidi"/>
+          <w:sz w:val="20"/>
+          <w:szCs w:val="20"/>
         </w:rPr>
         <w:t>Designation</w:t>
       </w:r>
       <w:r>
         <w:rPr>
-          <w:rFonts w:ascii="Kokila" w:hAnsi="Kokila" w:cs="Kokila"/>
-          <w:sz w:val="28"/>
-          <w:szCs w:val="28"/>
+          <w:rFonts w:asciiTheme="minorBidi" w:hAnsiTheme="minorBidi" w:cstheme="minorBidi"/>
+          <w:sz w:val="20"/>
+          <w:szCs w:val="20"/>
           <w:cs/>
         </w:rPr>
         <w:t>]</w:t>
       </w:r>
       <w:r>
         <w:rPr>
-          <w:rFonts w:ascii="Kokila" w:eastAsia="Palanquin Dark" w:hAnsi="Kokila" w:cs="Kokila"/>
+          <w:rFonts w:asciiTheme="minorBidi" w:eastAsia="Palanquin Dark" w:hAnsiTheme="minorBidi" w:cstheme="minorBidi"/>
           <w:color w:val="000000" w:themeColor="text1"/>
-          <w:sz w:val="28"/>
-          <w:szCs w:val="28"/>
+          <w:sz w:val="20"/>
+          <w:szCs w:val="20"/>
           <w:cs/>
         </w:rPr>
         <w:t xml:space="preserve"> </w:t>
       </w:r>
       <w:r>
         <w:rPr>
-          <w:rFonts w:ascii="Kokila" w:eastAsia="Kokila" w:hAnsi="Kokila" w:cs="Kokila" w:hint="cs"/>
-          <w:sz w:val="28"/>
-          <w:szCs w:val="28"/>
+          <w:rFonts w:asciiTheme="minorBidi" w:eastAsia="Kokila" w:hAnsiTheme="minorBidi" w:cstheme="minorBidi"/>
+          <w:sz w:val="20"/>
+          <w:szCs w:val="20"/>
           <w:cs/>
         </w:rPr>
         <w:t>यूनिट -</w:t>
       </w:r>
       <w:r>
         <w:rPr>
-          <w:rFonts w:ascii="Kokila" w:hAnsi="Kokila" w:cs="Kokila"/>
-          <w:sz w:val="28"/>
-          <w:szCs w:val="28"/>
+          <w:rFonts w:asciiTheme="minorBidi" w:hAnsiTheme="minorBidi" w:cstheme="minorBidi"/>
+          <w:sz w:val="20"/>
+          <w:szCs w:val="20"/>
           <w:cs/>
         </w:rPr>
         <w:t>[</w:t>
@@ -1507,30 +1562,50 @@
       <w:proofErr w:type="spellStart"/>
       <w:r>
         <w:rPr>
-          <w:rFonts w:ascii="Kokila" w:hAnsi="Kokila" w:cs="Kokila"/>
-          <w:sz w:val="28"/>
-          <w:szCs w:val="28"/>
+          <w:rFonts w:asciiTheme="minorBidi" w:hAnsiTheme="minorBidi" w:cstheme="minorBidi"/>
+          <w:sz w:val="20"/>
+          <w:szCs w:val="20"/>
         </w:rPr>
         <w:t>UnitNumber</w:t>
       </w:r>
       <w:proofErr w:type="spellEnd"/>
       <w:r>
         <w:rPr>
-          <w:rFonts w:ascii="Kokila" w:hAnsi="Kokila" w:cs="Kokila"/>
-          <w:sz w:val="28"/>
-          <w:szCs w:val="28"/>
+          <w:rFonts w:asciiTheme="minorBidi" w:hAnsiTheme="minorBidi" w:cstheme="minorBidi"/>
+          <w:sz w:val="20"/>
+          <w:szCs w:val="20"/>
           <w:cs/>
         </w:rPr>
         <w:t xml:space="preserve">] </w:t>
       </w:r>
       <w:r>
         <w:rPr>
-          <w:rFonts w:ascii="Kokila" w:eastAsia="Kokila" w:hAnsi="Kokila" w:cs="Kokila" w:hint="cs"/>
-          <w:sz w:val="28"/>
-          <w:szCs w:val="28"/>
-          <w:cs/>
-        </w:rPr>
-        <w:t xml:space="preserve">का स्‍वास्‍थ्‍य खराब हो जाने के कारण कर्मचारी के प्रार्थना के आधार पर उपचार हेतु भेजा जा रहा है । </w:t>
+          <w:rFonts w:asciiTheme="minorBidi" w:eastAsia="Kokila" w:hAnsiTheme="minorBidi" w:cstheme="minorBidi"/>
+          <w:sz w:val="20"/>
+          <w:szCs w:val="20"/>
+          <w:cs/>
+        </w:rPr>
+        <w:t xml:space="preserve">का </w:t>
+      </w:r>
+      <w:proofErr w:type="spellStart"/>
+      <w:r>
+        <w:rPr>
+          <w:rFonts w:asciiTheme="minorBidi" w:eastAsia="Kokila" w:hAnsiTheme="minorBidi" w:cstheme="minorBidi"/>
+          <w:sz w:val="20"/>
+          <w:szCs w:val="20"/>
+          <w:cs/>
+        </w:rPr>
+        <w:t>स्‍वास्‍थ्‍य</w:t>
+      </w:r>
+      <w:proofErr w:type="spellEnd"/>
+      <w:r>
+        <w:rPr>
+          <w:rFonts w:asciiTheme="minorBidi" w:eastAsia="Kokila" w:hAnsiTheme="minorBidi" w:cstheme="minorBidi"/>
+          <w:sz w:val="20"/>
+          <w:szCs w:val="20"/>
+          <w:cs/>
+        </w:rPr>
+        <w:t xml:space="preserve"> खराब हो जाने के कारण कर्मचारी के प्रार्थना के आधार पर उपचार हेतु भेजा जा रहा है । </w:t>
       </w:r>
     </w:p>
     <w:p>
@@ -1538,38 +1613,30 @@
         <w:spacing w:line="360" w:lineRule="auto"/>
         <w:jc w:val="both"/>
         <w:rPr>
-          <w:rFonts w:ascii="Kokila" w:eastAsia="Kokila" w:hAnsi="Kokila" w:cs="Kokila"/>
-          <w:sz w:val="28"/>
-          <w:szCs w:val="28"/>
+          <w:rFonts w:asciiTheme="minorBidi" w:eastAsia="Kokila" w:hAnsiTheme="minorBidi" w:cstheme="minorBidi"/>
+          <w:sz w:val="20"/>
+          <w:szCs w:val="20"/>
           <w:cs/>
           <w:lang w:val="en-US"/>
         </w:rPr>
       </w:pPr>
       <w:r>
         <w:rPr>
-          <w:rFonts w:ascii="Kokila" w:eastAsia="Kokila" w:hAnsi="Kokila" w:cs="Kokila"/>
-          <w:sz w:val="28"/>
-          <w:szCs w:val="28"/>
+          <w:rFonts w:asciiTheme="minorBidi" w:eastAsia="Kokila" w:hAnsiTheme="minorBidi" w:cstheme="minorBidi"/>
+          <w:sz w:val="20"/>
+          <w:szCs w:val="20"/>
           <w:cs/>
         </w:rPr>
         <w:tab/>
       </w:r>
       <w:r>
         <w:rPr>
-          <w:rFonts w:ascii="Kokila" w:eastAsia="Kokila" w:hAnsi="Kokila" w:cs="Kokila"/>
-          <w:sz w:val="28"/>
-          <w:szCs w:val="28"/>
+          <w:rFonts w:asciiTheme="minorBidi" w:eastAsia="Kokila" w:hAnsiTheme="minorBidi" w:cstheme="minorBidi"/>
+          <w:sz w:val="20"/>
+          <w:szCs w:val="20"/>
           <w:cs/>
         </w:rPr>
         <w:tab/>
-      </w:r>
-      <w:r>
-        <w:rPr>
-          <w:rFonts w:ascii="Kokila" w:eastAsia="Kokila" w:hAnsi="Kokila" w:cs="Kokila" w:hint="cs"/>
-          <w:sz w:val="28"/>
-          <w:szCs w:val="28"/>
-          <w:cs/>
-        </w:rPr>
         <w:t xml:space="preserve">कृपया कर्मचारी के स्‍वास्‍थ्‍य से सम्‍बंधित आवश्‍यक कार्यवाही करने का कष्‍ट करें । </w:t>
       </w:r>
     </w:p>
@@ -1584,7 +1651,7 @@
 </file>
 
 <file path=word/numbering.xml><?xml version="1.0" encoding="utf-8"?>
-<w:numbering xmlns:wpc="http://schemas.microsoft.com/office/word/2010/wordprocessingCanvas" xmlns:cx="http://schemas.microsoft.com/office/drawing/2014/chartex" xmlns:mc="http://schemas.openxmlformats.org/markup-compatibility/2006" xmlns:o="urn:schemas-microsoft-com:office:office" xmlns:r="http://schemas.openxmlformats.org/officeDocument/2006/relationships" xmlns:m="http://schemas.openxmlformats.org/officeDocument/2006/math" xmlns:v="urn:schemas-microsoft-com:vml" xmlns:wp14="http://schemas.microsoft.com/office/word/2010/wordprocessingDrawing" xmlns:wp="http://schemas.openxmlformats.org/drawingml/2006/wordprocessingDrawing" xmlns:w10="urn:schemas-microsoft-com:office:word" xmlns:w="http://schemas.openxmlformats.org/wordprocessingml/2006/main" xmlns:w14="http://schemas.microsoft.com/office/word/2010/wordml" xmlns:w15="http://schemas.microsoft.com/office/word/2012/wordml" xmlns:w16se="http://schemas.microsoft.com/office/word/2015/wordml/symex" xmlns:wpg="http://schemas.microsoft.com/office/word/2010/wordprocessingGroup" xmlns:wpi="http://schemas.microsoft.com/office/word/2010/wordprocessingInk" xmlns:wne="http://schemas.microsoft.com/office/word/2006/wordml" xmlns:wps="http://schemas.microsoft.com/office/word/2010/wordprocessingShape" mc:Ignorable="w14 w15 w16se wp14">
+<w:numbering xmlns:wpc="http://schemas.microsoft.com/office/word/2010/wordprocessingCanvas" xmlns:cx="http://schemas.microsoft.com/office/drawing/2014/chartex" xmlns:cx1="http://schemas.microsoft.com/office/drawing/2015/9/8/chartex" xmlns:cx2="http://schemas.microsoft.com/office/drawing/2015/10/21/chartex" xmlns:cx3="http://schemas.microsoft.com/office/drawing/2016/5/9/chartex" xmlns:cx4="http://schemas.microsoft.com/office/drawing/2016/5/10/chartex" xmlns:cx5="http://schemas.microsoft.com/office/drawing/2016/5/11/chartex" xmlns:cx6="http://schemas.microsoft.com/office/drawing/2016/5/12/chartex" xmlns:cx7="http://schemas.microsoft.com/office/drawing/2016/5/13/chartex" xmlns:cx8="http://schemas.microsoft.com/office/drawing/2016/5/14/chartex" xmlns:mc="http://schemas.openxmlformats.org/markup-compatibility/2006" xmlns:aink="http://schemas.microsoft.com/office/drawing/2016/ink" xmlns:am3d="http://schemas.microsoft.com/office/drawing/2017/model3d" xmlns:o="urn:schemas-microsoft-com:office:office" xmlns:oel="http://schemas.microsoft.com/office/2019/extlst" xmlns:r="http://schemas.openxmlformats.org/officeDocument/2006/relationships" xmlns:m="http://schemas.openxmlformats.org/officeDocument/2006/math" xmlns:v="urn:schemas-microsoft-com:vml" xmlns:wp14="http://schemas.microsoft.com/office/word/2010/wordprocessingDrawing" xmlns:wp="http://schemas.openxmlformats.org/drawingml/2006/wordprocessingDrawing" xmlns:w10="urn:schemas-microsoft-com:office:word" xmlns:w="http://schemas.openxmlformats.org/wordprocessingml/2006/main" xmlns:w14="http://schemas.microsoft.com/office/word/2010/wordml" xmlns:w15="http://schemas.microsoft.com/office/word/2012/wordml" xmlns:w16cex="http://schemas.microsoft.com/office/word/2018/wordml/cex" xmlns:w16cid="http://schemas.microsoft.com/office/word/2016/wordml/cid" xmlns:w16="http://schemas.microsoft.com/office/word/2018/wordml" xmlns:w16du="http://schemas.microsoft.com/office/word/2023/wordml/word16du" xmlns:w16sdtdh="http://schemas.microsoft.com/office/word/2020/wordml/sdtdatahash" xmlns:w16sdtfl="http://schemas.microsoft.com/office/word/2024/wordml/sdtformatlock" xmlns:w16se="http://schemas.microsoft.com/office/word/2015/wordml/symex" xmlns:wpg="http://schemas.microsoft.com/office/word/2010/wordprocessingGroup" xmlns:wpi="http://schemas.microsoft.com/office/word/2010/wordprocessingInk" xmlns:wne="http://schemas.microsoft.com/office/word/2006/wordml" xmlns:wps="http://schemas.microsoft.com/office/word/2010/wordprocessingShape" mc:Ignorable="w14 w15 w16se w16cid w16 w16cex w16sdtdh w16sdtfl w16du wp14">
   <w:abstractNum w:abstractNumId="0" w15:restartNumberingAfterBreak="0">
     <w:nsid w:val="4ABC6080"/>
     <w:multiLevelType w:val="multilevel"/>
@@ -1675,14 +1742,14 @@
       </w:pPr>
     </w:lvl>
   </w:abstractNum>
-  <w:num w:numId="1">
+  <w:num w:numId="1" w16cid:durableId="1233854353">
     <w:abstractNumId w:val="0"/>
   </w:num>
 </w:numbering>
 </file>
 
 <file path=word/styles.xml><?xml version="1.0" encoding="utf-8"?>
-<w:styles xmlns:mc="http://schemas.openxmlformats.org/markup-compatibility/2006" xmlns:r="http://schemas.openxmlformats.org/officeDocument/2006/relationships" xmlns:w="http://schemas.openxmlformats.org/wordprocessingml/2006/main" xmlns:w14="http://schemas.microsoft.com/office/word/2010/wordml" xmlns:w15="http://schemas.microsoft.com/office/word/2012/wordml" xmlns:w16se="http://schemas.microsoft.com/office/word/2015/wordml/symex" mc:Ignorable="w14 w15 w16se">
+<w:styles xmlns:mc="http://schemas.openxmlformats.org/markup-compatibility/2006" xmlns:r="http://schemas.openxmlformats.org/officeDocument/2006/relationships" xmlns:w="http://schemas.openxmlformats.org/wordprocessingml/2006/main" xmlns:w14="http://schemas.microsoft.com/office/word/2010/wordml" xmlns:w15="http://schemas.microsoft.com/office/word/2012/wordml" xmlns:w16cex="http://schemas.microsoft.com/office/word/2018/wordml/cex" xmlns:w16cid="http://schemas.microsoft.com/office/word/2016/wordml/cid" xmlns:w16="http://schemas.microsoft.com/office/word/2018/wordml" xmlns:w16du="http://schemas.microsoft.com/office/word/2023/wordml/word16du" xmlns:w16sdtdh="http://schemas.microsoft.com/office/word/2020/wordml/sdtdatahash" xmlns:w16sdtfl="http://schemas.microsoft.com/office/word/2024/wordml/sdtformatlock" xmlns:w16se="http://schemas.microsoft.com/office/word/2015/wordml/symex" mc:Ignorable="w14 w15 w16se w16cid w16 w16cex w16sdtdh w16sdtfl w16du">
   <w:docDefaults>
     <w:rPrDefault>
       <w:rPr>
@@ -1698,7 +1765,7 @@
       </w:pPr>
     </w:pPrDefault>
   </w:docDefaults>
-  <w:latentStyles w:defLockedState="0" w:defUIPriority="99" w:defSemiHidden="0" w:defUnhideWhenUsed="0" w:defQFormat="0" w:count="371">
+  <w:latentStyles w:defLockedState="0" w:defUIPriority="99" w:defSemiHidden="0" w:defUnhideWhenUsed="0" w:defQFormat="0" w:count="376">
     <w:lsdException w:name="Normal" w:uiPriority="0" w:qFormat="1"/>
     <w:lsdException w:name="heading 1" w:uiPriority="9" w:qFormat="1"/>
     <w:lsdException w:name="heading 2" w:semiHidden="1" w:uiPriority="9" w:unhideWhenUsed="1" w:qFormat="1"/>
@@ -2070,6 +2137,11 @@
     <w:lsdException w:name="List Table 5 Dark Accent 6" w:uiPriority="50"/>
     <w:lsdException w:name="List Table 6 Colorful Accent 6" w:uiPriority="51"/>
     <w:lsdException w:name="List Table 7 Colorful Accent 6" w:uiPriority="52"/>
+    <w:lsdException w:name="Mention" w:semiHidden="1" w:unhideWhenUsed="1"/>
+    <w:lsdException w:name="Smart Hyperlink" w:semiHidden="1" w:unhideWhenUsed="1"/>
+    <w:lsdException w:name="Hashtag" w:semiHidden="1" w:unhideWhenUsed="1"/>
+    <w:lsdException w:name="Unresolved Mention" w:semiHidden="1" w:unhideWhenUsed="1"/>
+    <w:lsdException w:name="Smart Link" w:semiHidden="1" w:unhideWhenUsed="1"/>
   </w:latentStyles>
   <w:style w:type="paragraph" w:default="1" w:styleId="Normal">
     <w:name w:val="Normal"/>
@@ -2625,7 +2697,7 @@
 <ds:datastoreItem xmlns:ds="http://schemas.openxmlformats.org/officeDocument/2006/customXml" ds:itemID="{11111111-1234-1234-1234-123412341234}">
   <ds:schemaRefs>
     <ds:schemaRef ds:uri="http://customooxmlschemas.google.com/"/>
-    <ds:schemaRef ds:uri="http://schemas.openxmlformats.org/officeDocument/2006/relationships"/>
+    <ds:schemaRef ds:uri="http://www.w3.org/2000/xmlns/"/>
   </ds:schemaRefs>
 </ds:datastoreItem>
 </file>
--- a/assets/SICK MEMO temp.docx
+++ b/assets/SICK MEMO temp.docx
@@ -62,6 +62,7 @@
                 <w:sz w:val="20"/>
                 <w:szCs w:val="20"/>
                 <w:cs/>
+                <w:lang w:val="en-GB"/>
               </w:rPr>
               <w:t>प</w:t>
             </w:r>
@@ -190,40 +191,25 @@
             </w:r>
             <w:r>
               <w:rPr>
-                <w:rFonts w:asciiTheme="minorBidi" w:eastAsia="Times New Roman" w:hAnsiTheme="minorBidi" w:cstheme="minorBidi"/>
+                <w:rFonts w:asciiTheme="minorBidi" w:eastAsia="Kokila" w:hAnsiTheme="minorBidi"/>
                 <w:b/>
                 <w:bCs/>
                 <w:sz w:val="20"/>
                 <w:szCs w:val="20"/>
                 <w:cs/>
-                <w:lang w:eastAsia="en-IN"/>
+                <w:lang w:val="en-GB"/>
               </w:rPr>
               <w:t>[</w:t>
             </w:r>
-            <w:proofErr w:type="spellStart"/>
-            <w:r>
-              <w:rPr>
-                <w:rFonts w:asciiTheme="minorBidi" w:eastAsia="Times New Roman" w:hAnsiTheme="minorBidi" w:cstheme="minorBidi"/>
-                <w:b/>
-                <w:bCs/>
-                <w:sz w:val="20"/>
-                <w:szCs w:val="20"/>
-                <w:lang w:eastAsia="en-IN"/>
-              </w:rPr>
-              <w:t>LetterDate</w:t>
-            </w:r>
-            <w:proofErr w:type="spellEnd"/>
-            <w:r>
-              <w:rPr>
-                <w:rFonts w:asciiTheme="minorBidi" w:eastAsia="Times New Roman" w:hAnsiTheme="minorBidi" w:cstheme="minorBidi"/>
-                <w:b/>
-                <w:bCs/>
-                <w:sz w:val="20"/>
-                <w:szCs w:val="20"/>
-                <w:cs/>
-                <w:lang w:eastAsia="en-IN"/>
-              </w:rPr>
-              <w:t>]</w:t>
+            <w:r>
+              <w:rPr>
+                <w:rFonts w:asciiTheme="minorBidi" w:eastAsia="Kokila" w:hAnsiTheme="minorBidi"/>
+                <w:b/>
+                <w:bCs/>
+                <w:sz w:val="20"/>
+                <w:szCs w:val="20"/>
+              </w:rPr>
+              <w:t>LETTER DATE]</w:t>
             </w:r>
           </w:p>
         </w:tc>
@@ -575,64 +561,7 @@
           <w:szCs w:val="20"/>
           <w:cs/>
         </w:rPr>
-        <w:t xml:space="preserve">                        </w:t>
-      </w:r>
-      <w:r>
-        <w:rPr>
-          <w:rFonts w:asciiTheme="minorBidi" w:eastAsia="Kokila" w:hAnsiTheme="minorBidi" w:cstheme="minorBidi"/>
-          <w:sz w:val="20"/>
-          <w:szCs w:val="20"/>
-        </w:rPr>
-        <w:tab/>
-      </w:r>
-      <w:r>
-        <w:rPr>
-          <w:rFonts w:asciiTheme="minorBidi" w:eastAsia="Kokila" w:hAnsiTheme="minorBidi" w:cstheme="minorBidi"/>
-          <w:sz w:val="20"/>
-          <w:szCs w:val="20"/>
-          <w:cs/>
-        </w:rPr>
-        <w:t xml:space="preserve">कृपया </w:t>
-      </w:r>
-      <w:proofErr w:type="spellStart"/>
-      <w:r>
-        <w:rPr>
-          <w:rFonts w:asciiTheme="minorBidi" w:eastAsia="Kokila" w:hAnsiTheme="minorBidi" w:cstheme="minorBidi"/>
-          <w:sz w:val="20"/>
-          <w:szCs w:val="20"/>
-          <w:cs/>
-        </w:rPr>
-        <w:t>उपरोक्‍त</w:t>
-      </w:r>
-      <w:proofErr w:type="spellEnd"/>
-      <w:r>
-        <w:rPr>
-          <w:rFonts w:asciiTheme="minorBidi" w:eastAsia="Kokila" w:hAnsiTheme="minorBidi" w:cstheme="minorBidi"/>
-          <w:sz w:val="20"/>
-          <w:szCs w:val="20"/>
-          <w:cs/>
-        </w:rPr>
-        <w:t xml:space="preserve"> विषयानुसार आपको अवगत कराया जाता है कि इस डिपो के अधीन </w:t>
-      </w:r>
-      <w:proofErr w:type="spellStart"/>
-      <w:r>
-        <w:rPr>
-          <w:rFonts w:asciiTheme="minorBidi" w:eastAsia="Kokila" w:hAnsiTheme="minorBidi" w:cstheme="minorBidi"/>
-          <w:sz w:val="20"/>
-          <w:szCs w:val="20"/>
-          <w:cs/>
-        </w:rPr>
-        <w:t>पदस्‍थ</w:t>
-      </w:r>
-      <w:proofErr w:type="spellEnd"/>
-      <w:r>
-        <w:rPr>
-          <w:rFonts w:asciiTheme="minorBidi" w:eastAsia="Kokila" w:hAnsiTheme="minorBidi" w:cstheme="minorBidi"/>
-          <w:sz w:val="20"/>
-          <w:szCs w:val="20"/>
-          <w:cs/>
-        </w:rPr>
-        <w:t xml:space="preserve"> कर्मचारी श्री </w:t>
+        <w:t xml:space="preserve">               कृपया उपरोक्‍त विषयानुसार आपको अवगत कराया जाता है कि इस डिपो के अधीन पदस्‍थ कर्मचारी श्री </w:t>
       </w:r>
       <w:r>
         <w:rPr>
@@ -644,7 +573,6 @@
         </w:rPr>
         <w:t>[</w:t>
       </w:r>
-      <w:proofErr w:type="spellStart"/>
       <w:r>
         <w:rPr>
           <w:rFonts w:asciiTheme="minorBidi" w:eastAsia="Times New Roman" w:hAnsiTheme="minorBidi" w:cstheme="minorBidi"/>
@@ -652,9 +580,8 @@
           <w:szCs w:val="20"/>
           <w:lang w:eastAsia="en-IN"/>
         </w:rPr>
-        <w:t>EmployeeName</w:t>
-      </w:r>
-      <w:proofErr w:type="spellEnd"/>
+        <w:t>EMPLOYEE NAME</w:t>
+      </w:r>
       <w:r>
         <w:rPr>
           <w:rFonts w:asciiTheme="minorBidi" w:eastAsia="Times New Roman" w:hAnsiTheme="minorBidi" w:cstheme="minorBidi"/>
@@ -690,7 +617,7 @@
           <w:sz w:val="20"/>
           <w:szCs w:val="20"/>
         </w:rPr>
-        <w:t>Designation</w:t>
+        <w:t>DESIGNATION</w:t>
       </w:r>
       <w:r>
         <w:rPr>
@@ -729,16 +656,14 @@
         </w:rPr>
         <w:t>[</w:t>
       </w:r>
-      <w:proofErr w:type="spellStart"/>
       <w:r>
         <w:rPr>
           <w:rFonts w:asciiTheme="minorBidi" w:hAnsiTheme="minorBidi" w:cstheme="minorBidi"/>
           <w:sz w:val="20"/>
           <w:szCs w:val="20"/>
         </w:rPr>
-        <w:t>UnitNumber</w:t>
-      </w:r>
-      <w:proofErr w:type="spellEnd"/>
+        <w:t>UNIT NUMBER</w:t>
+      </w:r>
       <w:r>
         <w:rPr>
           <w:rFonts w:asciiTheme="minorBidi" w:hAnsiTheme="minorBidi" w:cstheme="minorBidi"/>
@@ -755,27 +680,7 @@
           <w:szCs w:val="20"/>
           <w:cs/>
         </w:rPr>
-        <w:t xml:space="preserve">का </w:t>
-      </w:r>
-      <w:proofErr w:type="spellStart"/>
-      <w:r>
-        <w:rPr>
-          <w:rFonts w:asciiTheme="minorBidi" w:eastAsia="Kokila" w:hAnsiTheme="minorBidi" w:cstheme="minorBidi"/>
-          <w:sz w:val="20"/>
-          <w:szCs w:val="20"/>
-          <w:cs/>
-        </w:rPr>
-        <w:t>स्‍वास्‍थ्‍य</w:t>
-      </w:r>
-      <w:proofErr w:type="spellEnd"/>
-      <w:r>
-        <w:rPr>
-          <w:rFonts w:asciiTheme="minorBidi" w:eastAsia="Kokila" w:hAnsiTheme="minorBidi" w:cstheme="minorBidi"/>
-          <w:sz w:val="20"/>
-          <w:szCs w:val="20"/>
-          <w:cs/>
-        </w:rPr>
-        <w:t xml:space="preserve"> खराब हो जाने के कारण कर्मचारी के प्रार्थना के आधार पर उपचार हेतु भेजा जा रहा है । </w:t>
+        <w:t xml:space="preserve">का स्‍वास्‍थ्‍य खराब हो जाने के कारण कर्मचारी के प्रार्थना के आधार पर उपचार हेतु भेजा जा रहा है । </w:t>
       </w:r>
     </w:p>
     <w:p>
@@ -822,7 +727,7 @@
     <w:p>
       <w:pPr>
         <w:rPr>
-          <w:rFonts w:asciiTheme="minorBidi" w:hAnsiTheme="minorBidi" w:cstheme="minorBidi"/>
+          <w:rFonts w:asciiTheme="minorBidi" w:hAnsiTheme="minorBidi"/>
           <w:noProof/>
           <w:color w:val="000000" w:themeColor="text1"/>
           <w:sz w:val="20"/>
@@ -892,6 +797,7 @@
                 <w:sz w:val="20"/>
                 <w:szCs w:val="20"/>
                 <w:cs/>
+                <w:lang w:val="en-GB"/>
               </w:rPr>
               <w:t>प</w:t>
             </w:r>
@@ -1020,40 +926,25 @@
             </w:r>
             <w:r>
               <w:rPr>
-                <w:rFonts w:asciiTheme="minorBidi" w:eastAsia="Times New Roman" w:hAnsiTheme="minorBidi" w:cstheme="minorBidi"/>
+                <w:rFonts w:asciiTheme="minorBidi" w:eastAsia="Kokila" w:hAnsiTheme="minorBidi"/>
                 <w:b/>
                 <w:bCs/>
                 <w:sz w:val="20"/>
                 <w:szCs w:val="20"/>
                 <w:cs/>
-                <w:lang w:eastAsia="en-IN"/>
+                <w:lang w:val="en-GB"/>
               </w:rPr>
               <w:t>[</w:t>
             </w:r>
-            <w:proofErr w:type="spellStart"/>
-            <w:r>
-              <w:rPr>
-                <w:rFonts w:asciiTheme="minorBidi" w:eastAsia="Times New Roman" w:hAnsiTheme="minorBidi" w:cstheme="minorBidi"/>
-                <w:b/>
-                <w:bCs/>
-                <w:sz w:val="20"/>
-                <w:szCs w:val="20"/>
-                <w:lang w:eastAsia="en-IN"/>
-              </w:rPr>
-              <w:t>LetterDate</w:t>
-            </w:r>
-            <w:proofErr w:type="spellEnd"/>
-            <w:r>
-              <w:rPr>
-                <w:rFonts w:asciiTheme="minorBidi" w:eastAsia="Times New Roman" w:hAnsiTheme="minorBidi" w:cstheme="minorBidi"/>
-                <w:b/>
-                <w:bCs/>
-                <w:sz w:val="20"/>
-                <w:szCs w:val="20"/>
-                <w:cs/>
-                <w:lang w:eastAsia="en-IN"/>
-              </w:rPr>
-              <w:t>]</w:t>
+            <w:r>
+              <w:rPr>
+                <w:rFonts w:asciiTheme="minorBidi" w:eastAsia="Kokila" w:hAnsiTheme="minorBidi"/>
+                <w:b/>
+                <w:bCs/>
+                <w:sz w:val="20"/>
+                <w:szCs w:val="20"/>
+              </w:rPr>
+              <w:t>LETTER DATE]</w:t>
             </w:r>
           </w:p>
         </w:tc>
@@ -1095,10 +986,10 @@
                 <w:lang w:eastAsia="en-IN"/>
               </w:rPr>
               <w:drawing>
-                <wp:inline distT="0" distB="0" distL="0" distR="0" wp14:anchorId="0B01031F" wp14:editId="40E1816C">
+                <wp:inline distT="0" distB="0" distL="0" distR="0" wp14:anchorId="5E207E92" wp14:editId="1FA47CE9">
                   <wp:extent cx="817401" cy="769318"/>
                   <wp:effectExtent l="0" t="0" r="0" b="0"/>
-                  <wp:docPr id="3" name="image1.png" descr="logo.png"/>
+                  <wp:docPr id="280440590" name="image1.png" descr="logo.png"/>
                   <wp:cNvGraphicFramePr>
                     <a:graphicFrameLocks xmlns:a="http://schemas.openxmlformats.org/drawingml/2006/main"/>
                   </wp:cNvGraphicFramePr>
@@ -1405,64 +1296,7 @@
           <w:szCs w:val="20"/>
           <w:cs/>
         </w:rPr>
-        <w:t xml:space="preserve">                        </w:t>
-      </w:r>
-      <w:r>
-        <w:rPr>
-          <w:rFonts w:asciiTheme="minorBidi" w:eastAsia="Kokila" w:hAnsiTheme="minorBidi" w:cstheme="minorBidi"/>
-          <w:sz w:val="20"/>
-          <w:szCs w:val="20"/>
-        </w:rPr>
-        <w:tab/>
-      </w:r>
-      <w:r>
-        <w:rPr>
-          <w:rFonts w:asciiTheme="minorBidi" w:eastAsia="Kokila" w:hAnsiTheme="minorBidi" w:cstheme="minorBidi"/>
-          <w:sz w:val="20"/>
-          <w:szCs w:val="20"/>
-          <w:cs/>
-        </w:rPr>
-        <w:t xml:space="preserve">कृपया </w:t>
-      </w:r>
-      <w:proofErr w:type="spellStart"/>
-      <w:r>
-        <w:rPr>
-          <w:rFonts w:asciiTheme="minorBidi" w:eastAsia="Kokila" w:hAnsiTheme="minorBidi" w:cstheme="minorBidi"/>
-          <w:sz w:val="20"/>
-          <w:szCs w:val="20"/>
-          <w:cs/>
-        </w:rPr>
-        <w:t>उपरोक्‍त</w:t>
-      </w:r>
-      <w:proofErr w:type="spellEnd"/>
-      <w:r>
-        <w:rPr>
-          <w:rFonts w:asciiTheme="minorBidi" w:eastAsia="Kokila" w:hAnsiTheme="minorBidi" w:cstheme="minorBidi"/>
-          <w:sz w:val="20"/>
-          <w:szCs w:val="20"/>
-          <w:cs/>
-        </w:rPr>
-        <w:t xml:space="preserve"> विषयानुसार आपको अवगत कराया जाता है कि इस डिपो के अधीन </w:t>
-      </w:r>
-      <w:proofErr w:type="spellStart"/>
-      <w:r>
-        <w:rPr>
-          <w:rFonts w:asciiTheme="minorBidi" w:eastAsia="Kokila" w:hAnsiTheme="minorBidi" w:cstheme="minorBidi"/>
-          <w:sz w:val="20"/>
-          <w:szCs w:val="20"/>
-          <w:cs/>
-        </w:rPr>
-        <w:t>पदस्‍थ</w:t>
-      </w:r>
-      <w:proofErr w:type="spellEnd"/>
-      <w:r>
-        <w:rPr>
-          <w:rFonts w:asciiTheme="minorBidi" w:eastAsia="Kokila" w:hAnsiTheme="minorBidi" w:cstheme="minorBidi"/>
-          <w:sz w:val="20"/>
-          <w:szCs w:val="20"/>
-          <w:cs/>
-        </w:rPr>
-        <w:t xml:space="preserve"> कर्मचारी श्री </w:t>
+        <w:t xml:space="preserve">               कृपया उपरोक्‍त विषयानुसार आपको अवगत कराया जाता है कि इस डिपो के अधीन पदस्‍थ कर्मचारी श्री </w:t>
       </w:r>
       <w:r>
         <w:rPr>
@@ -1474,7 +1308,6 @@
         </w:rPr>
         <w:t>[</w:t>
       </w:r>
-      <w:proofErr w:type="spellStart"/>
       <w:r>
         <w:rPr>
           <w:rFonts w:asciiTheme="minorBidi" w:eastAsia="Times New Roman" w:hAnsiTheme="minorBidi" w:cstheme="minorBidi"/>
@@ -1482,9 +1315,8 @@
           <w:szCs w:val="20"/>
           <w:lang w:eastAsia="en-IN"/>
         </w:rPr>
-        <w:t>EmployeeName</w:t>
-      </w:r>
-      <w:proofErr w:type="spellEnd"/>
+        <w:t>EMPLOYEE NAME</w:t>
+      </w:r>
       <w:r>
         <w:rPr>
           <w:rFonts w:asciiTheme="minorBidi" w:eastAsia="Times New Roman" w:hAnsiTheme="minorBidi" w:cstheme="minorBidi"/>
@@ -1520,7 +1352,7 @@
           <w:sz w:val="20"/>
           <w:szCs w:val="20"/>
         </w:rPr>
-        <w:t>Designation</w:t>
+        <w:t>DESIGNATION</w:t>
       </w:r>
       <w:r>
         <w:rPr>
@@ -1559,16 +1391,14 @@
         </w:rPr>
         <w:t>[</w:t>
       </w:r>
-      <w:proofErr w:type="spellStart"/>
       <w:r>
         <w:rPr>
           <w:rFonts w:asciiTheme="minorBidi" w:hAnsiTheme="minorBidi" w:cstheme="minorBidi"/>
           <w:sz w:val="20"/>
           <w:szCs w:val="20"/>
         </w:rPr>
-        <w:t>UnitNumber</w:t>
-      </w:r>
-      <w:proofErr w:type="spellEnd"/>
+        <w:t>UNIT NUMBER</w:t>
+      </w:r>
       <w:r>
         <w:rPr>
           <w:rFonts w:asciiTheme="minorBidi" w:hAnsiTheme="minorBidi" w:cstheme="minorBidi"/>
@@ -1585,27 +1415,7 @@
           <w:szCs w:val="20"/>
           <w:cs/>
         </w:rPr>
-        <w:t xml:space="preserve">का </w:t>
-      </w:r>
-      <w:proofErr w:type="spellStart"/>
-      <w:r>
-        <w:rPr>
-          <w:rFonts w:asciiTheme="minorBidi" w:eastAsia="Kokila" w:hAnsiTheme="minorBidi" w:cstheme="minorBidi"/>
-          <w:sz w:val="20"/>
-          <w:szCs w:val="20"/>
-          <w:cs/>
-        </w:rPr>
-        <w:t>स्‍वास्‍थ्‍य</w:t>
-      </w:r>
-      <w:proofErr w:type="spellEnd"/>
-      <w:r>
-        <w:rPr>
-          <w:rFonts w:asciiTheme="minorBidi" w:eastAsia="Kokila" w:hAnsiTheme="minorBidi" w:cstheme="minorBidi"/>
-          <w:sz w:val="20"/>
-          <w:szCs w:val="20"/>
-          <w:cs/>
-        </w:rPr>
-        <w:t xml:space="preserve"> खराब हो जाने के कारण कर्मचारी के प्रार्थना के आधार पर उपचार हेतु भेजा जा रहा है । </w:t>
+        <w:t xml:space="preserve">का स्‍वास्‍थ्‍य खराब हो जाने के कारण कर्मचारी के प्रार्थना के आधार पर उपचार हेतु भेजा जा रहा है । </w:t>
       </w:r>
     </w:p>
     <w:p>
@@ -1616,8 +1426,6 @@
           <w:rFonts w:asciiTheme="minorBidi" w:eastAsia="Kokila" w:hAnsiTheme="minorBidi" w:cstheme="minorBidi"/>
           <w:sz w:val="20"/>
           <w:szCs w:val="20"/>
-          <w:cs/>
-          <w:lang w:val="en-US"/>
         </w:rPr>
       </w:pPr>
       <w:r>
@@ -1639,6 +1447,19 @@
         <w:tab/>
         <w:t xml:space="preserve">कृपया कर्मचारी के स्‍वास्‍थ्‍य से सम्‍बंधित आवश्‍यक कार्यवाही करने का कष्‍ट करें । </w:t>
       </w:r>
+    </w:p>
+    <w:p>
+      <w:pPr>
+        <w:spacing w:line="360" w:lineRule="auto"/>
+        <w:jc w:val="both"/>
+        <w:rPr>
+          <w:rFonts w:asciiTheme="minorBidi" w:eastAsia="Kokila" w:hAnsiTheme="minorBidi"/>
+          <w:sz w:val="20"/>
+          <w:szCs w:val="20"/>
+          <w:cs/>
+          <w:lang w:val="en-US"/>
+        </w:rPr>
+      </w:pPr>
     </w:p>
     <w:sectPr>
       <w:pgSz w:w="12240" w:h="15840"/>
